--- a/docs/tables/auc3/sec8_aki_c10.docx
+++ b/docs/tables/auc3/sec8_aki_c10.docx
@@ -2069,113 +2069,113 @@
                 <w:szCs w:val="22"/>
                 <w:color w:val="000000"/>
               </w:rPr>
-              <w:t xml:space="preserve">2.15</w:t>
-            </w:r>
-          </w:p>
-        </w:tc>
-        <w:tc>
-          <w:tcPr>
-            <w:tcBorders>
-              <w:bottom w:val="none" w:sz="0" w:space="0" w:color="000000"/>
-              <w:top w:val="none" w:sz="0" w:space="0" w:color="000000"/>
-              <w:left w:val="none" w:sz="0" w:space="0" w:color="000000"/>
-              <w:right w:val="none" w:sz="0" w:space="0" w:color="000000"/>
-            </w:tcBorders>
-            <w:shd w:val="clear" w:color="auto" w:fill="FFFFFF"/>
-            <w:tcMar>
-              <w:top w:w="0" w:type="dxa"/>
-              <w:bottom w:w="0" w:type="dxa"/>
-              <w:left w:w="0" w:type="dxa"/>
-              <w:right w:w="0" w:type="dxa"/>
-            </w:tcMar>
-            <w:vAlign w:val="top"/>
-          </w:tcPr>
-          <w:p>
-            <w:pPr>
-              <w:pStyle w:val="Normal"/>
-              <w:jc w:val="center"/>
-              <w:pBdr>
-                <w:bottom w:val="none" w:sz="0" w:space="0" w:color="000000"/>
-                <w:top w:val="none" w:sz="0" w:space="0" w:color="000000"/>
-                <w:left w:val="none" w:sz="0" w:space="0" w:color="000000"/>
-                <w:right w:val="none" w:sz="0" w:space="0" w:color="000000"/>
-              </w:pBdr>
-              <w:spacing w:after="100" w:before="100" w:line="240"/>
-              <w:ind w:left="100" w:right="100" w:firstLine="0" w:firstLineChars="0"/>
-              <w:rPr>
-                <w:rFonts w:ascii="Helvetica" w:hAnsi="Helvetica" w:eastAsia="Helvetica" w:cs="Helvetica"/>
-                <w:i w:val="false"/>
-                <w:b w:val="false"/>
-                <w:u w:val="none"/>
-                <w:sz w:val="22"/>
-                <w:szCs w:val="22"/>
-                <w:color w:val="000000"/>
-              </w:rPr>
-            </w:pPr>
-            <w:r>
-              <w:rPr>
-                <w:rFonts w:ascii="Helvetica" w:hAnsi="Helvetica" w:eastAsia="Helvetica" w:cs="Helvetica"/>
-                <w:i w:val="false"/>
-                <w:b w:val="false"/>
-                <w:u w:val="none"/>
-                <w:sz w:val="22"/>
-                <w:szCs w:val="22"/>
-                <w:color w:val="000000"/>
-              </w:rPr>
-              <w:t xml:space="preserve">0.42, 11.1</w:t>
-            </w:r>
-          </w:p>
-        </w:tc>
-        <w:tc>
-          <w:tcPr>
-            <w:tcBorders>
-              <w:bottom w:val="none" w:sz="0" w:space="0" w:color="000000"/>
-              <w:top w:val="none" w:sz="0" w:space="0" w:color="000000"/>
-              <w:left w:val="none" w:sz="0" w:space="0" w:color="000000"/>
-              <w:right w:val="none" w:sz="0" w:space="0" w:color="000000"/>
-            </w:tcBorders>
-            <w:shd w:val="clear" w:color="auto" w:fill="FFFFFF"/>
-            <w:tcMar>
-              <w:top w:w="0" w:type="dxa"/>
-              <w:bottom w:w="0" w:type="dxa"/>
-              <w:left w:w="0" w:type="dxa"/>
-              <w:right w:w="0" w:type="dxa"/>
-            </w:tcMar>
-            <w:vAlign w:val="top"/>
-          </w:tcPr>
-          <w:p>
-            <w:pPr>
-              <w:pStyle w:val="Normal"/>
-              <w:jc w:val="center"/>
-              <w:pBdr>
-                <w:bottom w:val="none" w:sz="0" w:space="0" w:color="000000"/>
-                <w:top w:val="none" w:sz="0" w:space="0" w:color="000000"/>
-                <w:left w:val="none" w:sz="0" w:space="0" w:color="000000"/>
-                <w:right w:val="none" w:sz="0" w:space="0" w:color="000000"/>
-              </w:pBdr>
-              <w:spacing w:after="100" w:before="100" w:line="240"/>
-              <w:ind w:left="100" w:right="100" w:firstLine="0" w:firstLineChars="0"/>
-              <w:rPr>
-                <w:rFonts w:ascii="Helvetica" w:hAnsi="Helvetica" w:eastAsia="Helvetica" w:cs="Helvetica"/>
-                <w:i w:val="false"/>
-                <w:b w:val="false"/>
-                <w:u w:val="none"/>
-                <w:sz w:val="22"/>
-                <w:szCs w:val="22"/>
-                <w:color w:val="000000"/>
-              </w:rPr>
-            </w:pPr>
-            <w:r>
-              <w:rPr>
-                <w:rFonts w:ascii="Helvetica" w:hAnsi="Helvetica" w:eastAsia="Helvetica" w:cs="Helvetica"/>
-                <w:i w:val="false"/>
-                <w:b w:val="false"/>
-                <w:u w:val="none"/>
-                <w:sz w:val="22"/>
-                <w:szCs w:val="22"/>
-                <w:color w:val="000000"/>
-              </w:rPr>
-              <w:t xml:space="preserve">0.360</w:t>
+              <w:t xml:space="preserve">1.29</w:t>
+            </w:r>
+          </w:p>
+        </w:tc>
+        <w:tc>
+          <w:tcPr>
+            <w:tcBorders>
+              <w:bottom w:val="none" w:sz="0" w:space="0" w:color="000000"/>
+              <w:top w:val="none" w:sz="0" w:space="0" w:color="000000"/>
+              <w:left w:val="none" w:sz="0" w:space="0" w:color="000000"/>
+              <w:right w:val="none" w:sz="0" w:space="0" w:color="000000"/>
+            </w:tcBorders>
+            <w:shd w:val="clear" w:color="auto" w:fill="FFFFFF"/>
+            <w:tcMar>
+              <w:top w:w="0" w:type="dxa"/>
+              <w:bottom w:w="0" w:type="dxa"/>
+              <w:left w:w="0" w:type="dxa"/>
+              <w:right w:w="0" w:type="dxa"/>
+            </w:tcMar>
+            <w:vAlign w:val="top"/>
+          </w:tcPr>
+          <w:p>
+            <w:pPr>
+              <w:pStyle w:val="Normal"/>
+              <w:jc w:val="center"/>
+              <w:pBdr>
+                <w:bottom w:val="none" w:sz="0" w:space="0" w:color="000000"/>
+                <w:top w:val="none" w:sz="0" w:space="0" w:color="000000"/>
+                <w:left w:val="none" w:sz="0" w:space="0" w:color="000000"/>
+                <w:right w:val="none" w:sz="0" w:space="0" w:color="000000"/>
+              </w:pBdr>
+              <w:spacing w:after="100" w:before="100" w:line="240"/>
+              <w:ind w:left="100" w:right="100" w:firstLine="0" w:firstLineChars="0"/>
+              <w:rPr>
+                <w:rFonts w:ascii="Helvetica" w:hAnsi="Helvetica" w:eastAsia="Helvetica" w:cs="Helvetica"/>
+                <w:i w:val="false"/>
+                <w:b w:val="false"/>
+                <w:u w:val="none"/>
+                <w:sz w:val="22"/>
+                <w:szCs w:val="22"/>
+                <w:color w:val="000000"/>
+              </w:rPr>
+            </w:pPr>
+            <w:r>
+              <w:rPr>
+                <w:rFonts w:ascii="Helvetica" w:hAnsi="Helvetica" w:eastAsia="Helvetica" w:cs="Helvetica"/>
+                <w:i w:val="false"/>
+                <w:b w:val="false"/>
+                <w:u w:val="none"/>
+                <w:sz w:val="22"/>
+                <w:szCs w:val="22"/>
+                <w:color w:val="000000"/>
+              </w:rPr>
+              <w:t xml:space="preserve">0.35, 4.78</w:t>
+            </w:r>
+          </w:p>
+        </w:tc>
+        <w:tc>
+          <w:tcPr>
+            <w:tcBorders>
+              <w:bottom w:val="none" w:sz="0" w:space="0" w:color="000000"/>
+              <w:top w:val="none" w:sz="0" w:space="0" w:color="000000"/>
+              <w:left w:val="none" w:sz="0" w:space="0" w:color="000000"/>
+              <w:right w:val="none" w:sz="0" w:space="0" w:color="000000"/>
+            </w:tcBorders>
+            <w:shd w:val="clear" w:color="auto" w:fill="FFFFFF"/>
+            <w:tcMar>
+              <w:top w:w="0" w:type="dxa"/>
+              <w:bottom w:w="0" w:type="dxa"/>
+              <w:left w:w="0" w:type="dxa"/>
+              <w:right w:w="0" w:type="dxa"/>
+            </w:tcMar>
+            <w:vAlign w:val="top"/>
+          </w:tcPr>
+          <w:p>
+            <w:pPr>
+              <w:pStyle w:val="Normal"/>
+              <w:jc w:val="center"/>
+              <w:pBdr>
+                <w:bottom w:val="none" w:sz="0" w:space="0" w:color="000000"/>
+                <w:top w:val="none" w:sz="0" w:space="0" w:color="000000"/>
+                <w:left w:val="none" w:sz="0" w:space="0" w:color="000000"/>
+                <w:right w:val="none" w:sz="0" w:space="0" w:color="000000"/>
+              </w:pBdr>
+              <w:spacing w:after="100" w:before="100" w:line="240"/>
+              <w:ind w:left="100" w:right="100" w:firstLine="0" w:firstLineChars="0"/>
+              <w:rPr>
+                <w:rFonts w:ascii="Helvetica" w:hAnsi="Helvetica" w:eastAsia="Helvetica" w:cs="Helvetica"/>
+                <w:i w:val="false"/>
+                <w:b w:val="false"/>
+                <w:u w:val="none"/>
+                <w:sz w:val="22"/>
+                <w:szCs w:val="22"/>
+                <w:color w:val="000000"/>
+              </w:rPr>
+            </w:pPr>
+            <w:r>
+              <w:rPr>
+                <w:rFonts w:ascii="Helvetica" w:hAnsi="Helvetica" w:eastAsia="Helvetica" w:cs="Helvetica"/>
+                <w:i w:val="false"/>
+                <w:b w:val="false"/>
+                <w:u w:val="none"/>
+                <w:sz w:val="22"/>
+                <w:szCs w:val="22"/>
+                <w:color w:val="000000"/>
+              </w:rPr>
+              <w:t xml:space="preserve">0.700</w:t>
             </w:r>
           </w:p>
         </w:tc>
@@ -2552,113 +2552,113 @@
                 <w:szCs w:val="22"/>
                 <w:color w:val="000000"/>
               </w:rPr>
-              <w:t xml:space="preserve">1.03</w:t>
-            </w:r>
-          </w:p>
-        </w:tc>
-        <w:tc>
-          <w:tcPr>
-            <w:tcBorders>
-              <w:bottom w:val="none" w:sz="0" w:space="0" w:color="000000"/>
-              <w:top w:val="none" w:sz="0" w:space="0" w:color="000000"/>
-              <w:left w:val="none" w:sz="0" w:space="0" w:color="000000"/>
-              <w:right w:val="none" w:sz="0" w:space="0" w:color="000000"/>
-            </w:tcBorders>
-            <w:shd w:val="clear" w:color="auto" w:fill="FFFFFF"/>
-            <w:tcMar>
-              <w:top w:w="0" w:type="dxa"/>
-              <w:bottom w:w="0" w:type="dxa"/>
-              <w:left w:w="0" w:type="dxa"/>
-              <w:right w:w="0" w:type="dxa"/>
-            </w:tcMar>
-            <w:vAlign w:val="top"/>
-          </w:tcPr>
-          <w:p>
-            <w:pPr>
-              <w:pStyle w:val="Normal"/>
-              <w:jc w:val="center"/>
-              <w:pBdr>
-                <w:bottom w:val="none" w:sz="0" w:space="0" w:color="000000"/>
-                <w:top w:val="none" w:sz="0" w:space="0" w:color="000000"/>
-                <w:left w:val="none" w:sz="0" w:space="0" w:color="000000"/>
-                <w:right w:val="none" w:sz="0" w:space="0" w:color="000000"/>
-              </w:pBdr>
-              <w:spacing w:after="100" w:before="100" w:line="240"/>
-              <w:ind w:left="100" w:right="100" w:firstLine="0" w:firstLineChars="0"/>
-              <w:rPr>
-                <w:rFonts w:ascii="Helvetica" w:hAnsi="Helvetica" w:eastAsia="Helvetica" w:cs="Helvetica"/>
-                <w:i w:val="false"/>
-                <w:b w:val="false"/>
-                <w:u w:val="none"/>
-                <w:sz w:val="22"/>
-                <w:szCs w:val="22"/>
-                <w:color w:val="000000"/>
-              </w:rPr>
-            </w:pPr>
-            <w:r>
-              <w:rPr>
-                <w:rFonts w:ascii="Helvetica" w:hAnsi="Helvetica" w:eastAsia="Helvetica" w:cs="Helvetica"/>
-                <w:i w:val="false"/>
-                <w:b w:val="false"/>
-                <w:u w:val="none"/>
-                <w:sz w:val="22"/>
-                <w:szCs w:val="22"/>
-                <w:color w:val="000000"/>
-              </w:rPr>
-              <w:t xml:space="preserve">0.97, 1.10</w:t>
-            </w:r>
-          </w:p>
-        </w:tc>
-        <w:tc>
-          <w:tcPr>
-            <w:tcBorders>
-              <w:bottom w:val="none" w:sz="0" w:space="0" w:color="000000"/>
-              <w:top w:val="none" w:sz="0" w:space="0" w:color="000000"/>
-              <w:left w:val="none" w:sz="0" w:space="0" w:color="000000"/>
-              <w:right w:val="none" w:sz="0" w:space="0" w:color="000000"/>
-            </w:tcBorders>
-            <w:shd w:val="clear" w:color="auto" w:fill="FFFFFF"/>
-            <w:tcMar>
-              <w:top w:w="0" w:type="dxa"/>
-              <w:bottom w:w="0" w:type="dxa"/>
-              <w:left w:w="0" w:type="dxa"/>
-              <w:right w:w="0" w:type="dxa"/>
-            </w:tcMar>
-            <w:vAlign w:val="top"/>
-          </w:tcPr>
-          <w:p>
-            <w:pPr>
-              <w:pStyle w:val="Normal"/>
-              <w:jc w:val="center"/>
-              <w:pBdr>
-                <w:bottom w:val="none" w:sz="0" w:space="0" w:color="000000"/>
-                <w:top w:val="none" w:sz="0" w:space="0" w:color="000000"/>
-                <w:left w:val="none" w:sz="0" w:space="0" w:color="000000"/>
-                <w:right w:val="none" w:sz="0" w:space="0" w:color="000000"/>
-              </w:pBdr>
-              <w:spacing w:after="100" w:before="100" w:line="240"/>
-              <w:ind w:left="100" w:right="100" w:firstLine="0" w:firstLineChars="0"/>
-              <w:rPr>
-                <w:rFonts w:ascii="Helvetica" w:hAnsi="Helvetica" w:eastAsia="Helvetica" w:cs="Helvetica"/>
-                <w:i w:val="false"/>
-                <w:b w:val="false"/>
-                <w:u w:val="none"/>
-                <w:sz w:val="22"/>
-                <w:szCs w:val="22"/>
-                <w:color w:val="000000"/>
-              </w:rPr>
-            </w:pPr>
-            <w:r>
-              <w:rPr>
-                <w:rFonts w:ascii="Helvetica" w:hAnsi="Helvetica" w:eastAsia="Helvetica" w:cs="Helvetica"/>
-                <w:i w:val="false"/>
-                <w:b w:val="false"/>
-                <w:u w:val="none"/>
-                <w:sz w:val="22"/>
-                <w:szCs w:val="22"/>
-                <w:color w:val="000000"/>
-              </w:rPr>
-              <w:t xml:space="preserve">0.310</w:t>
+              <w:t xml:space="preserve">1.04</w:t>
+            </w:r>
+          </w:p>
+        </w:tc>
+        <w:tc>
+          <w:tcPr>
+            <w:tcBorders>
+              <w:bottom w:val="none" w:sz="0" w:space="0" w:color="000000"/>
+              <w:top w:val="none" w:sz="0" w:space="0" w:color="000000"/>
+              <w:left w:val="none" w:sz="0" w:space="0" w:color="000000"/>
+              <w:right w:val="none" w:sz="0" w:space="0" w:color="000000"/>
+            </w:tcBorders>
+            <w:shd w:val="clear" w:color="auto" w:fill="FFFFFF"/>
+            <w:tcMar>
+              <w:top w:w="0" w:type="dxa"/>
+              <w:bottom w:w="0" w:type="dxa"/>
+              <w:left w:w="0" w:type="dxa"/>
+              <w:right w:w="0" w:type="dxa"/>
+            </w:tcMar>
+            <w:vAlign w:val="top"/>
+          </w:tcPr>
+          <w:p>
+            <w:pPr>
+              <w:pStyle w:val="Normal"/>
+              <w:jc w:val="center"/>
+              <w:pBdr>
+                <w:bottom w:val="none" w:sz="0" w:space="0" w:color="000000"/>
+                <w:top w:val="none" w:sz="0" w:space="0" w:color="000000"/>
+                <w:left w:val="none" w:sz="0" w:space="0" w:color="000000"/>
+                <w:right w:val="none" w:sz="0" w:space="0" w:color="000000"/>
+              </w:pBdr>
+              <w:spacing w:after="100" w:before="100" w:line="240"/>
+              <w:ind w:left="100" w:right="100" w:firstLine="0" w:firstLineChars="0"/>
+              <w:rPr>
+                <w:rFonts w:ascii="Helvetica" w:hAnsi="Helvetica" w:eastAsia="Helvetica" w:cs="Helvetica"/>
+                <w:i w:val="false"/>
+                <w:b w:val="false"/>
+                <w:u w:val="none"/>
+                <w:sz w:val="22"/>
+                <w:szCs w:val="22"/>
+                <w:color w:val="000000"/>
+              </w:rPr>
+            </w:pPr>
+            <w:r>
+              <w:rPr>
+                <w:rFonts w:ascii="Helvetica" w:hAnsi="Helvetica" w:eastAsia="Helvetica" w:cs="Helvetica"/>
+                <w:i w:val="false"/>
+                <w:b w:val="false"/>
+                <w:u w:val="none"/>
+                <w:sz w:val="22"/>
+                <w:szCs w:val="22"/>
+                <w:color w:val="000000"/>
+              </w:rPr>
+              <w:t xml:space="preserve">0.97, 1.11</w:t>
+            </w:r>
+          </w:p>
+        </w:tc>
+        <w:tc>
+          <w:tcPr>
+            <w:tcBorders>
+              <w:bottom w:val="none" w:sz="0" w:space="0" w:color="000000"/>
+              <w:top w:val="none" w:sz="0" w:space="0" w:color="000000"/>
+              <w:left w:val="none" w:sz="0" w:space="0" w:color="000000"/>
+              <w:right w:val="none" w:sz="0" w:space="0" w:color="000000"/>
+            </w:tcBorders>
+            <w:shd w:val="clear" w:color="auto" w:fill="FFFFFF"/>
+            <w:tcMar>
+              <w:top w:w="0" w:type="dxa"/>
+              <w:bottom w:w="0" w:type="dxa"/>
+              <w:left w:w="0" w:type="dxa"/>
+              <w:right w:w="0" w:type="dxa"/>
+            </w:tcMar>
+            <w:vAlign w:val="top"/>
+          </w:tcPr>
+          <w:p>
+            <w:pPr>
+              <w:pStyle w:val="Normal"/>
+              <w:jc w:val="center"/>
+              <w:pBdr>
+                <w:bottom w:val="none" w:sz="0" w:space="0" w:color="000000"/>
+                <w:top w:val="none" w:sz="0" w:space="0" w:color="000000"/>
+                <w:left w:val="none" w:sz="0" w:space="0" w:color="000000"/>
+                <w:right w:val="none" w:sz="0" w:space="0" w:color="000000"/>
+              </w:pBdr>
+              <w:spacing w:after="100" w:before="100" w:line="240"/>
+              <w:ind w:left="100" w:right="100" w:firstLine="0" w:firstLineChars="0"/>
+              <w:rPr>
+                <w:rFonts w:ascii="Helvetica" w:hAnsi="Helvetica" w:eastAsia="Helvetica" w:cs="Helvetica"/>
+                <w:i w:val="false"/>
+                <w:b w:val="false"/>
+                <w:u w:val="none"/>
+                <w:sz w:val="22"/>
+                <w:szCs w:val="22"/>
+                <w:color w:val="000000"/>
+              </w:rPr>
+            </w:pPr>
+            <w:r>
+              <w:rPr>
+                <w:rFonts w:ascii="Helvetica" w:hAnsi="Helvetica" w:eastAsia="Helvetica" w:cs="Helvetica"/>
+                <w:i w:val="false"/>
+                <w:b w:val="false"/>
+                <w:u w:val="none"/>
+                <w:sz w:val="22"/>
+                <w:szCs w:val="22"/>
+                <w:color w:val="000000"/>
+              </w:rPr>
+              <w:t xml:space="preserve">0.280</w:t>
             </w:r>
           </w:p>
         </w:tc>
@@ -4001,113 +4001,113 @@
                 <w:szCs w:val="22"/>
                 <w:color w:val="000000"/>
               </w:rPr>
-              <w:t xml:space="preserve">2.27</w:t>
-            </w:r>
-          </w:p>
-        </w:tc>
-        <w:tc>
-          <w:tcPr>
-            <w:tcBorders>
-              <w:bottom w:val="none" w:sz="0" w:space="0" w:color="000000"/>
-              <w:top w:val="none" w:sz="0" w:space="0" w:color="000000"/>
-              <w:left w:val="none" w:sz="0" w:space="0" w:color="000000"/>
-              <w:right w:val="none" w:sz="0" w:space="0" w:color="000000"/>
-            </w:tcBorders>
-            <w:shd w:val="clear" w:color="auto" w:fill="FFFFFF"/>
-            <w:tcMar>
-              <w:top w:w="0" w:type="dxa"/>
-              <w:bottom w:w="0" w:type="dxa"/>
-              <w:left w:w="0" w:type="dxa"/>
-              <w:right w:w="0" w:type="dxa"/>
-            </w:tcMar>
-            <w:vAlign w:val="top"/>
-          </w:tcPr>
-          <w:p>
-            <w:pPr>
-              <w:pStyle w:val="Normal"/>
-              <w:jc w:val="center"/>
-              <w:pBdr>
-                <w:bottom w:val="none" w:sz="0" w:space="0" w:color="000000"/>
-                <w:top w:val="none" w:sz="0" w:space="0" w:color="000000"/>
-                <w:left w:val="none" w:sz="0" w:space="0" w:color="000000"/>
-                <w:right w:val="none" w:sz="0" w:space="0" w:color="000000"/>
-              </w:pBdr>
-              <w:spacing w:after="100" w:before="100" w:line="240"/>
-              <w:ind w:left="100" w:right="100" w:firstLine="0" w:firstLineChars="0"/>
-              <w:rPr>
-                <w:rFonts w:ascii="Helvetica" w:hAnsi="Helvetica" w:eastAsia="Helvetica" w:cs="Helvetica"/>
-                <w:i w:val="false"/>
-                <w:b w:val="false"/>
-                <w:u w:val="none"/>
-                <w:sz w:val="22"/>
-                <w:szCs w:val="22"/>
-                <w:color w:val="000000"/>
-              </w:rPr>
-            </w:pPr>
-            <w:r>
-              <w:rPr>
-                <w:rFonts w:ascii="Helvetica" w:hAnsi="Helvetica" w:eastAsia="Helvetica" w:cs="Helvetica"/>
-                <w:i w:val="false"/>
-                <w:b w:val="false"/>
-                <w:u w:val="none"/>
-                <w:sz w:val="22"/>
-                <w:szCs w:val="22"/>
-                <w:color w:val="000000"/>
-              </w:rPr>
-              <w:t xml:space="preserve">0.14, 37.2</w:t>
-            </w:r>
-          </w:p>
-        </w:tc>
-        <w:tc>
-          <w:tcPr>
-            <w:tcBorders>
-              <w:bottom w:val="none" w:sz="0" w:space="0" w:color="000000"/>
-              <w:top w:val="none" w:sz="0" w:space="0" w:color="000000"/>
-              <w:left w:val="none" w:sz="0" w:space="0" w:color="000000"/>
-              <w:right w:val="none" w:sz="0" w:space="0" w:color="000000"/>
-            </w:tcBorders>
-            <w:shd w:val="clear" w:color="auto" w:fill="FFFFFF"/>
-            <w:tcMar>
-              <w:top w:w="0" w:type="dxa"/>
-              <w:bottom w:w="0" w:type="dxa"/>
-              <w:left w:w="0" w:type="dxa"/>
-              <w:right w:w="0" w:type="dxa"/>
-            </w:tcMar>
-            <w:vAlign w:val="top"/>
-          </w:tcPr>
-          <w:p>
-            <w:pPr>
-              <w:pStyle w:val="Normal"/>
-              <w:jc w:val="center"/>
-              <w:pBdr>
-                <w:bottom w:val="none" w:sz="0" w:space="0" w:color="000000"/>
-                <w:top w:val="none" w:sz="0" w:space="0" w:color="000000"/>
-                <w:left w:val="none" w:sz="0" w:space="0" w:color="000000"/>
-                <w:right w:val="none" w:sz="0" w:space="0" w:color="000000"/>
-              </w:pBdr>
-              <w:spacing w:after="100" w:before="100" w:line="240"/>
-              <w:ind w:left="100" w:right="100" w:firstLine="0" w:firstLineChars="0"/>
-              <w:rPr>
-                <w:rFonts w:ascii="Helvetica" w:hAnsi="Helvetica" w:eastAsia="Helvetica" w:cs="Helvetica"/>
-                <w:i w:val="false"/>
-                <w:b w:val="false"/>
-                <w:u w:val="none"/>
-                <w:sz w:val="22"/>
-                <w:szCs w:val="22"/>
-                <w:color w:val="000000"/>
-              </w:rPr>
-            </w:pPr>
-            <w:r>
-              <w:rPr>
-                <w:rFonts w:ascii="Helvetica" w:hAnsi="Helvetica" w:eastAsia="Helvetica" w:cs="Helvetica"/>
-                <w:i w:val="false"/>
-                <w:b w:val="false"/>
-                <w:u w:val="none"/>
-                <w:sz w:val="22"/>
-                <w:szCs w:val="22"/>
-                <w:color w:val="000000"/>
-              </w:rPr>
-              <w:t xml:space="preserve">0.570</w:t>
+              <w:t xml:space="preserve">1.86</w:t>
+            </w:r>
+          </w:p>
+        </w:tc>
+        <w:tc>
+          <w:tcPr>
+            <w:tcBorders>
+              <w:bottom w:val="none" w:sz="0" w:space="0" w:color="000000"/>
+              <w:top w:val="none" w:sz="0" w:space="0" w:color="000000"/>
+              <w:left w:val="none" w:sz="0" w:space="0" w:color="000000"/>
+              <w:right w:val="none" w:sz="0" w:space="0" w:color="000000"/>
+            </w:tcBorders>
+            <w:shd w:val="clear" w:color="auto" w:fill="FFFFFF"/>
+            <w:tcMar>
+              <w:top w:w="0" w:type="dxa"/>
+              <w:bottom w:w="0" w:type="dxa"/>
+              <w:left w:w="0" w:type="dxa"/>
+              <w:right w:w="0" w:type="dxa"/>
+            </w:tcMar>
+            <w:vAlign w:val="top"/>
+          </w:tcPr>
+          <w:p>
+            <w:pPr>
+              <w:pStyle w:val="Normal"/>
+              <w:jc w:val="center"/>
+              <w:pBdr>
+                <w:bottom w:val="none" w:sz="0" w:space="0" w:color="000000"/>
+                <w:top w:val="none" w:sz="0" w:space="0" w:color="000000"/>
+                <w:left w:val="none" w:sz="0" w:space="0" w:color="000000"/>
+                <w:right w:val="none" w:sz="0" w:space="0" w:color="000000"/>
+              </w:pBdr>
+              <w:spacing w:after="100" w:before="100" w:line="240"/>
+              <w:ind w:left="100" w:right="100" w:firstLine="0" w:firstLineChars="0"/>
+              <w:rPr>
+                <w:rFonts w:ascii="Helvetica" w:hAnsi="Helvetica" w:eastAsia="Helvetica" w:cs="Helvetica"/>
+                <w:i w:val="false"/>
+                <w:b w:val="false"/>
+                <w:u w:val="none"/>
+                <w:sz w:val="22"/>
+                <w:szCs w:val="22"/>
+                <w:color w:val="000000"/>
+              </w:rPr>
+            </w:pPr>
+            <w:r>
+              <w:rPr>
+                <w:rFonts w:ascii="Helvetica" w:hAnsi="Helvetica" w:eastAsia="Helvetica" w:cs="Helvetica"/>
+                <w:i w:val="false"/>
+                <w:b w:val="false"/>
+                <w:u w:val="none"/>
+                <w:sz w:val="22"/>
+                <w:szCs w:val="22"/>
+                <w:color w:val="000000"/>
+              </w:rPr>
+              <w:t xml:space="preserve">0.15, 23.9</w:t>
+            </w:r>
+          </w:p>
+        </w:tc>
+        <w:tc>
+          <w:tcPr>
+            <w:tcBorders>
+              <w:bottom w:val="none" w:sz="0" w:space="0" w:color="000000"/>
+              <w:top w:val="none" w:sz="0" w:space="0" w:color="000000"/>
+              <w:left w:val="none" w:sz="0" w:space="0" w:color="000000"/>
+              <w:right w:val="none" w:sz="0" w:space="0" w:color="000000"/>
+            </w:tcBorders>
+            <w:shd w:val="clear" w:color="auto" w:fill="FFFFFF"/>
+            <w:tcMar>
+              <w:top w:w="0" w:type="dxa"/>
+              <w:bottom w:w="0" w:type="dxa"/>
+              <w:left w:w="0" w:type="dxa"/>
+              <w:right w:w="0" w:type="dxa"/>
+            </w:tcMar>
+            <w:vAlign w:val="top"/>
+          </w:tcPr>
+          <w:p>
+            <w:pPr>
+              <w:pStyle w:val="Normal"/>
+              <w:jc w:val="center"/>
+              <w:pBdr>
+                <w:bottom w:val="none" w:sz="0" w:space="0" w:color="000000"/>
+                <w:top w:val="none" w:sz="0" w:space="0" w:color="000000"/>
+                <w:left w:val="none" w:sz="0" w:space="0" w:color="000000"/>
+                <w:right w:val="none" w:sz="0" w:space="0" w:color="000000"/>
+              </w:pBdr>
+              <w:spacing w:after="100" w:before="100" w:line="240"/>
+              <w:ind w:left="100" w:right="100" w:firstLine="0" w:firstLineChars="0"/>
+              <w:rPr>
+                <w:rFonts w:ascii="Helvetica" w:hAnsi="Helvetica" w:eastAsia="Helvetica" w:cs="Helvetica"/>
+                <w:i w:val="false"/>
+                <w:b w:val="false"/>
+                <w:u w:val="none"/>
+                <w:sz w:val="22"/>
+                <w:szCs w:val="22"/>
+                <w:color w:val="000000"/>
+              </w:rPr>
+            </w:pPr>
+            <w:r>
+              <w:rPr>
+                <w:rFonts w:ascii="Helvetica" w:hAnsi="Helvetica" w:eastAsia="Helvetica" w:cs="Helvetica"/>
+                <w:i w:val="false"/>
+                <w:b w:val="false"/>
+                <w:u w:val="none"/>
+                <w:sz w:val="22"/>
+                <w:szCs w:val="22"/>
+                <w:color w:val="000000"/>
+              </w:rPr>
+              <w:t xml:space="preserve">0.630</w:t>
             </w:r>
           </w:p>
         </w:tc>
@@ -4484,113 +4484,113 @@
                 <w:szCs w:val="22"/>
                 <w:color w:val="000000"/>
               </w:rPr>
-              <w:t xml:space="preserve">1.06</w:t>
-            </w:r>
-          </w:p>
-        </w:tc>
-        <w:tc>
-          <w:tcPr>
-            <w:tcBorders>
-              <w:bottom w:val="none" w:sz="0" w:space="0" w:color="000000"/>
-              <w:top w:val="none" w:sz="0" w:space="0" w:color="000000"/>
-              <w:left w:val="none" w:sz="0" w:space="0" w:color="000000"/>
-              <w:right w:val="none" w:sz="0" w:space="0" w:color="000000"/>
-            </w:tcBorders>
-            <w:shd w:val="clear" w:color="auto" w:fill="FFFFFF"/>
-            <w:tcMar>
-              <w:top w:w="0" w:type="dxa"/>
-              <w:bottom w:w="0" w:type="dxa"/>
-              <w:left w:w="0" w:type="dxa"/>
-              <w:right w:w="0" w:type="dxa"/>
-            </w:tcMar>
-            <w:vAlign w:val="top"/>
-          </w:tcPr>
-          <w:p>
-            <w:pPr>
-              <w:pStyle w:val="Normal"/>
-              <w:jc w:val="center"/>
-              <w:pBdr>
-                <w:bottom w:val="none" w:sz="0" w:space="0" w:color="000000"/>
-                <w:top w:val="none" w:sz="0" w:space="0" w:color="000000"/>
-                <w:left w:val="none" w:sz="0" w:space="0" w:color="000000"/>
-                <w:right w:val="none" w:sz="0" w:space="0" w:color="000000"/>
-              </w:pBdr>
-              <w:spacing w:after="100" w:before="100" w:line="240"/>
-              <w:ind w:left="100" w:right="100" w:firstLine="0" w:firstLineChars="0"/>
-              <w:rPr>
-                <w:rFonts w:ascii="Helvetica" w:hAnsi="Helvetica" w:eastAsia="Helvetica" w:cs="Helvetica"/>
-                <w:i w:val="false"/>
-                <w:b w:val="false"/>
-                <w:u w:val="none"/>
-                <w:sz w:val="22"/>
-                <w:szCs w:val="22"/>
-                <w:color w:val="000000"/>
-              </w:rPr>
-            </w:pPr>
-            <w:r>
-              <w:rPr>
-                <w:rFonts w:ascii="Helvetica" w:hAnsi="Helvetica" w:eastAsia="Helvetica" w:cs="Helvetica"/>
-                <w:i w:val="false"/>
-                <w:b w:val="false"/>
-                <w:u w:val="none"/>
-                <w:sz w:val="22"/>
-                <w:szCs w:val="22"/>
-                <w:color w:val="000000"/>
-              </w:rPr>
-              <w:t xml:space="preserve">0.76, 1.48</w:t>
-            </w:r>
-          </w:p>
-        </w:tc>
-        <w:tc>
-          <w:tcPr>
-            <w:tcBorders>
-              <w:bottom w:val="none" w:sz="0" w:space="0" w:color="000000"/>
-              <w:top w:val="none" w:sz="0" w:space="0" w:color="000000"/>
-              <w:left w:val="none" w:sz="0" w:space="0" w:color="000000"/>
-              <w:right w:val="none" w:sz="0" w:space="0" w:color="000000"/>
-            </w:tcBorders>
-            <w:shd w:val="clear" w:color="auto" w:fill="FFFFFF"/>
-            <w:tcMar>
-              <w:top w:w="0" w:type="dxa"/>
-              <w:bottom w:w="0" w:type="dxa"/>
-              <w:left w:w="0" w:type="dxa"/>
-              <w:right w:w="0" w:type="dxa"/>
-            </w:tcMar>
-            <w:vAlign w:val="top"/>
-          </w:tcPr>
-          <w:p>
-            <w:pPr>
-              <w:pStyle w:val="Normal"/>
-              <w:jc w:val="center"/>
-              <w:pBdr>
-                <w:bottom w:val="none" w:sz="0" w:space="0" w:color="000000"/>
-                <w:top w:val="none" w:sz="0" w:space="0" w:color="000000"/>
-                <w:left w:val="none" w:sz="0" w:space="0" w:color="000000"/>
-                <w:right w:val="none" w:sz="0" w:space="0" w:color="000000"/>
-              </w:pBdr>
-              <w:spacing w:after="100" w:before="100" w:line="240"/>
-              <w:ind w:left="100" w:right="100" w:firstLine="0" w:firstLineChars="0"/>
-              <w:rPr>
-                <w:rFonts w:ascii="Helvetica" w:hAnsi="Helvetica" w:eastAsia="Helvetica" w:cs="Helvetica"/>
-                <w:i w:val="false"/>
-                <w:b w:val="false"/>
-                <w:u w:val="none"/>
-                <w:sz w:val="22"/>
-                <w:szCs w:val="22"/>
-                <w:color w:val="000000"/>
-              </w:rPr>
-            </w:pPr>
-            <w:r>
-              <w:rPr>
-                <w:rFonts w:ascii="Helvetica" w:hAnsi="Helvetica" w:eastAsia="Helvetica" w:cs="Helvetica"/>
-                <w:i w:val="false"/>
-                <w:b w:val="false"/>
-                <w:u w:val="none"/>
-                <w:sz w:val="22"/>
-                <w:szCs w:val="22"/>
-                <w:color w:val="000000"/>
-              </w:rPr>
-              <w:t xml:space="preserve">0.740</w:t>
+              <w:t xml:space="preserve">1.04</w:t>
+            </w:r>
+          </w:p>
+        </w:tc>
+        <w:tc>
+          <w:tcPr>
+            <w:tcBorders>
+              <w:bottom w:val="none" w:sz="0" w:space="0" w:color="000000"/>
+              <w:top w:val="none" w:sz="0" w:space="0" w:color="000000"/>
+              <w:left w:val="none" w:sz="0" w:space="0" w:color="000000"/>
+              <w:right w:val="none" w:sz="0" w:space="0" w:color="000000"/>
+            </w:tcBorders>
+            <w:shd w:val="clear" w:color="auto" w:fill="FFFFFF"/>
+            <w:tcMar>
+              <w:top w:w="0" w:type="dxa"/>
+              <w:bottom w:w="0" w:type="dxa"/>
+              <w:left w:w="0" w:type="dxa"/>
+              <w:right w:w="0" w:type="dxa"/>
+            </w:tcMar>
+            <w:vAlign w:val="top"/>
+          </w:tcPr>
+          <w:p>
+            <w:pPr>
+              <w:pStyle w:val="Normal"/>
+              <w:jc w:val="center"/>
+              <w:pBdr>
+                <w:bottom w:val="none" w:sz="0" w:space="0" w:color="000000"/>
+                <w:top w:val="none" w:sz="0" w:space="0" w:color="000000"/>
+                <w:left w:val="none" w:sz="0" w:space="0" w:color="000000"/>
+                <w:right w:val="none" w:sz="0" w:space="0" w:color="000000"/>
+              </w:pBdr>
+              <w:spacing w:after="100" w:before="100" w:line="240"/>
+              <w:ind w:left="100" w:right="100" w:firstLine="0" w:firstLineChars="0"/>
+              <w:rPr>
+                <w:rFonts w:ascii="Helvetica" w:hAnsi="Helvetica" w:eastAsia="Helvetica" w:cs="Helvetica"/>
+                <w:i w:val="false"/>
+                <w:b w:val="false"/>
+                <w:u w:val="none"/>
+                <w:sz w:val="22"/>
+                <w:szCs w:val="22"/>
+                <w:color w:val="000000"/>
+              </w:rPr>
+            </w:pPr>
+            <w:r>
+              <w:rPr>
+                <w:rFonts w:ascii="Helvetica" w:hAnsi="Helvetica" w:eastAsia="Helvetica" w:cs="Helvetica"/>
+                <w:i w:val="false"/>
+                <w:b w:val="false"/>
+                <w:u w:val="none"/>
+                <w:sz w:val="22"/>
+                <w:szCs w:val="22"/>
+                <w:color w:val="000000"/>
+              </w:rPr>
+              <w:t xml:space="preserve">0.79, 1.37</w:t>
+            </w:r>
+          </w:p>
+        </w:tc>
+        <w:tc>
+          <w:tcPr>
+            <w:tcBorders>
+              <w:bottom w:val="none" w:sz="0" w:space="0" w:color="000000"/>
+              <w:top w:val="none" w:sz="0" w:space="0" w:color="000000"/>
+              <w:left w:val="none" w:sz="0" w:space="0" w:color="000000"/>
+              <w:right w:val="none" w:sz="0" w:space="0" w:color="000000"/>
+            </w:tcBorders>
+            <w:shd w:val="clear" w:color="auto" w:fill="FFFFFF"/>
+            <w:tcMar>
+              <w:top w:w="0" w:type="dxa"/>
+              <w:bottom w:w="0" w:type="dxa"/>
+              <w:left w:w="0" w:type="dxa"/>
+              <w:right w:w="0" w:type="dxa"/>
+            </w:tcMar>
+            <w:vAlign w:val="top"/>
+          </w:tcPr>
+          <w:p>
+            <w:pPr>
+              <w:pStyle w:val="Normal"/>
+              <w:jc w:val="center"/>
+              <w:pBdr>
+                <w:bottom w:val="none" w:sz="0" w:space="0" w:color="000000"/>
+                <w:top w:val="none" w:sz="0" w:space="0" w:color="000000"/>
+                <w:left w:val="none" w:sz="0" w:space="0" w:color="000000"/>
+                <w:right w:val="none" w:sz="0" w:space="0" w:color="000000"/>
+              </w:pBdr>
+              <w:spacing w:after="100" w:before="100" w:line="240"/>
+              <w:ind w:left="100" w:right="100" w:firstLine="0" w:firstLineChars="0"/>
+              <w:rPr>
+                <w:rFonts w:ascii="Helvetica" w:hAnsi="Helvetica" w:eastAsia="Helvetica" w:cs="Helvetica"/>
+                <w:i w:val="false"/>
+                <w:b w:val="false"/>
+                <w:u w:val="none"/>
+                <w:sz w:val="22"/>
+                <w:szCs w:val="22"/>
+                <w:color w:val="000000"/>
+              </w:rPr>
+            </w:pPr>
+            <w:r>
+              <w:rPr>
+                <w:rFonts w:ascii="Helvetica" w:hAnsi="Helvetica" w:eastAsia="Helvetica" w:cs="Helvetica"/>
+                <w:i w:val="false"/>
+                <w:b w:val="false"/>
+                <w:u w:val="none"/>
+                <w:sz w:val="22"/>
+                <w:szCs w:val="22"/>
+                <w:color w:val="000000"/>
+              </w:rPr>
+              <w:t xml:space="preserve">0.800</w:t>
             </w:r>
           </w:p>
         </w:tc>
@@ -5933,113 +5933,113 @@
                 <w:szCs w:val="22"/>
                 <w:color w:val="000000"/>
               </w:rPr>
-              <w:t xml:space="preserve">1.20</w:t>
-            </w:r>
-          </w:p>
-        </w:tc>
-        <w:tc>
-          <w:tcPr>
-            <w:tcBorders>
-              <w:bottom w:val="none" w:sz="0" w:space="0" w:color="000000"/>
-              <w:top w:val="none" w:sz="0" w:space="0" w:color="000000"/>
-              <w:left w:val="none" w:sz="0" w:space="0" w:color="000000"/>
-              <w:right w:val="none" w:sz="0" w:space="0" w:color="000000"/>
-            </w:tcBorders>
-            <w:shd w:val="clear" w:color="auto" w:fill="FFFFFF"/>
-            <w:tcMar>
-              <w:top w:w="0" w:type="dxa"/>
-              <w:bottom w:w="0" w:type="dxa"/>
-              <w:left w:w="0" w:type="dxa"/>
-              <w:right w:w="0" w:type="dxa"/>
-            </w:tcMar>
-            <w:vAlign w:val="top"/>
-          </w:tcPr>
-          <w:p>
-            <w:pPr>
-              <w:pStyle w:val="Normal"/>
-              <w:jc w:val="center"/>
-              <w:pBdr>
-                <w:bottom w:val="none" w:sz="0" w:space="0" w:color="000000"/>
-                <w:top w:val="none" w:sz="0" w:space="0" w:color="000000"/>
-                <w:left w:val="none" w:sz="0" w:space="0" w:color="000000"/>
-                <w:right w:val="none" w:sz="0" w:space="0" w:color="000000"/>
-              </w:pBdr>
-              <w:spacing w:after="100" w:before="100" w:line="240"/>
-              <w:ind w:left="100" w:right="100" w:firstLine="0" w:firstLineChars="0"/>
-              <w:rPr>
-                <w:rFonts w:ascii="Helvetica" w:hAnsi="Helvetica" w:eastAsia="Helvetica" w:cs="Helvetica"/>
-                <w:i w:val="false"/>
-                <w:b w:val="false"/>
-                <w:u w:val="none"/>
-                <w:sz w:val="22"/>
-                <w:szCs w:val="22"/>
-                <w:color w:val="000000"/>
-              </w:rPr>
-            </w:pPr>
-            <w:r>
-              <w:rPr>
-                <w:rFonts w:ascii="Helvetica" w:hAnsi="Helvetica" w:eastAsia="Helvetica" w:cs="Helvetica"/>
-                <w:i w:val="false"/>
-                <w:b w:val="false"/>
-                <w:u w:val="none"/>
-                <w:sz w:val="22"/>
-                <w:szCs w:val="22"/>
-                <w:color w:val="000000"/>
-              </w:rPr>
-              <w:t xml:space="preserve">0.24, 5.92</w:t>
-            </w:r>
-          </w:p>
-        </w:tc>
-        <w:tc>
-          <w:tcPr>
-            <w:tcBorders>
-              <w:bottom w:val="none" w:sz="0" w:space="0" w:color="000000"/>
-              <w:top w:val="none" w:sz="0" w:space="0" w:color="000000"/>
-              <w:left w:val="none" w:sz="0" w:space="0" w:color="000000"/>
-              <w:right w:val="none" w:sz="0" w:space="0" w:color="000000"/>
-            </w:tcBorders>
-            <w:shd w:val="clear" w:color="auto" w:fill="FFFFFF"/>
-            <w:tcMar>
-              <w:top w:w="0" w:type="dxa"/>
-              <w:bottom w:w="0" w:type="dxa"/>
-              <w:left w:w="0" w:type="dxa"/>
-              <w:right w:w="0" w:type="dxa"/>
-            </w:tcMar>
-            <w:vAlign w:val="top"/>
-          </w:tcPr>
-          <w:p>
-            <w:pPr>
-              <w:pStyle w:val="Normal"/>
-              <w:jc w:val="center"/>
-              <w:pBdr>
-                <w:bottom w:val="none" w:sz="0" w:space="0" w:color="000000"/>
-                <w:top w:val="none" w:sz="0" w:space="0" w:color="000000"/>
-                <w:left w:val="none" w:sz="0" w:space="0" w:color="000000"/>
-                <w:right w:val="none" w:sz="0" w:space="0" w:color="000000"/>
-              </w:pBdr>
-              <w:spacing w:after="100" w:before="100" w:line="240"/>
-              <w:ind w:left="100" w:right="100" w:firstLine="0" w:firstLineChars="0"/>
-              <w:rPr>
-                <w:rFonts w:ascii="Helvetica" w:hAnsi="Helvetica" w:eastAsia="Helvetica" w:cs="Helvetica"/>
-                <w:i w:val="false"/>
-                <w:b w:val="false"/>
-                <w:u w:val="none"/>
-                <w:sz w:val="22"/>
-                <w:szCs w:val="22"/>
-                <w:color w:val="000000"/>
-              </w:rPr>
-            </w:pPr>
-            <w:r>
-              <w:rPr>
-                <w:rFonts w:ascii="Helvetica" w:hAnsi="Helvetica" w:eastAsia="Helvetica" w:cs="Helvetica"/>
-                <w:i w:val="false"/>
-                <w:b w:val="false"/>
-                <w:u w:val="none"/>
-                <w:sz w:val="22"/>
-                <w:szCs w:val="22"/>
-                <w:color w:val="000000"/>
-              </w:rPr>
-              <w:t xml:space="preserve">0.820</w:t>
+              <w:t xml:space="preserve">1.31</w:t>
+            </w:r>
+          </w:p>
+        </w:tc>
+        <w:tc>
+          <w:tcPr>
+            <w:tcBorders>
+              <w:bottom w:val="none" w:sz="0" w:space="0" w:color="000000"/>
+              <w:top w:val="none" w:sz="0" w:space="0" w:color="000000"/>
+              <w:left w:val="none" w:sz="0" w:space="0" w:color="000000"/>
+              <w:right w:val="none" w:sz="0" w:space="0" w:color="000000"/>
+            </w:tcBorders>
+            <w:shd w:val="clear" w:color="auto" w:fill="FFFFFF"/>
+            <w:tcMar>
+              <w:top w:w="0" w:type="dxa"/>
+              <w:bottom w:w="0" w:type="dxa"/>
+              <w:left w:w="0" w:type="dxa"/>
+              <w:right w:w="0" w:type="dxa"/>
+            </w:tcMar>
+            <w:vAlign w:val="top"/>
+          </w:tcPr>
+          <w:p>
+            <w:pPr>
+              <w:pStyle w:val="Normal"/>
+              <w:jc w:val="center"/>
+              <w:pBdr>
+                <w:bottom w:val="none" w:sz="0" w:space="0" w:color="000000"/>
+                <w:top w:val="none" w:sz="0" w:space="0" w:color="000000"/>
+                <w:left w:val="none" w:sz="0" w:space="0" w:color="000000"/>
+                <w:right w:val="none" w:sz="0" w:space="0" w:color="000000"/>
+              </w:pBdr>
+              <w:spacing w:after="100" w:before="100" w:line="240"/>
+              <w:ind w:left="100" w:right="100" w:firstLine="0" w:firstLineChars="0"/>
+              <w:rPr>
+                <w:rFonts w:ascii="Helvetica" w:hAnsi="Helvetica" w:eastAsia="Helvetica" w:cs="Helvetica"/>
+                <w:i w:val="false"/>
+                <w:b w:val="false"/>
+                <w:u w:val="none"/>
+                <w:sz w:val="22"/>
+                <w:szCs w:val="22"/>
+                <w:color w:val="000000"/>
+              </w:rPr>
+            </w:pPr>
+            <w:r>
+              <w:rPr>
+                <w:rFonts w:ascii="Helvetica" w:hAnsi="Helvetica" w:eastAsia="Helvetica" w:cs="Helvetica"/>
+                <w:i w:val="false"/>
+                <w:b w:val="false"/>
+                <w:u w:val="none"/>
+                <w:sz w:val="22"/>
+                <w:szCs w:val="22"/>
+                <w:color w:val="000000"/>
+              </w:rPr>
+              <w:t xml:space="preserve">0.30, 5.74</w:t>
+            </w:r>
+          </w:p>
+        </w:tc>
+        <w:tc>
+          <w:tcPr>
+            <w:tcBorders>
+              <w:bottom w:val="none" w:sz="0" w:space="0" w:color="000000"/>
+              <w:top w:val="none" w:sz="0" w:space="0" w:color="000000"/>
+              <w:left w:val="none" w:sz="0" w:space="0" w:color="000000"/>
+              <w:right w:val="none" w:sz="0" w:space="0" w:color="000000"/>
+            </w:tcBorders>
+            <w:shd w:val="clear" w:color="auto" w:fill="FFFFFF"/>
+            <w:tcMar>
+              <w:top w:w="0" w:type="dxa"/>
+              <w:bottom w:w="0" w:type="dxa"/>
+              <w:left w:w="0" w:type="dxa"/>
+              <w:right w:w="0" w:type="dxa"/>
+            </w:tcMar>
+            <w:vAlign w:val="top"/>
+          </w:tcPr>
+          <w:p>
+            <w:pPr>
+              <w:pStyle w:val="Normal"/>
+              <w:jc w:val="center"/>
+              <w:pBdr>
+                <w:bottom w:val="none" w:sz="0" w:space="0" w:color="000000"/>
+                <w:top w:val="none" w:sz="0" w:space="0" w:color="000000"/>
+                <w:left w:val="none" w:sz="0" w:space="0" w:color="000000"/>
+                <w:right w:val="none" w:sz="0" w:space="0" w:color="000000"/>
+              </w:pBdr>
+              <w:spacing w:after="100" w:before="100" w:line="240"/>
+              <w:ind w:left="100" w:right="100" w:firstLine="0" w:firstLineChars="0"/>
+              <w:rPr>
+                <w:rFonts w:ascii="Helvetica" w:hAnsi="Helvetica" w:eastAsia="Helvetica" w:cs="Helvetica"/>
+                <w:i w:val="false"/>
+                <w:b w:val="false"/>
+                <w:u w:val="none"/>
+                <w:sz w:val="22"/>
+                <w:szCs w:val="22"/>
+                <w:color w:val="000000"/>
+              </w:rPr>
+            </w:pPr>
+            <w:r>
+              <w:rPr>
+                <w:rFonts w:ascii="Helvetica" w:hAnsi="Helvetica" w:eastAsia="Helvetica" w:cs="Helvetica"/>
+                <w:i w:val="false"/>
+                <w:b w:val="false"/>
+                <w:u w:val="none"/>
+                <w:sz w:val="22"/>
+                <w:szCs w:val="22"/>
+                <w:color w:val="000000"/>
+              </w:rPr>
+              <w:t xml:space="preserve">0.720</w:t>
             </w:r>
           </w:p>
         </w:tc>
@@ -7382,60 +7382,60 @@
                 <w:szCs w:val="22"/>
                 <w:color w:val="000000"/>
               </w:rPr>
-              <w:t xml:space="preserve">1.74</w:t>
-            </w:r>
-          </w:p>
-        </w:tc>
-        <w:tc>
-          <w:tcPr>
-            <w:tcBorders>
-              <w:bottom w:val="none" w:sz="0" w:space="0" w:color="000000"/>
-              <w:top w:val="none" w:sz="0" w:space="0" w:color="000000"/>
-              <w:left w:val="none" w:sz="0" w:space="0" w:color="000000"/>
-              <w:right w:val="none" w:sz="0" w:space="0" w:color="000000"/>
-            </w:tcBorders>
-            <w:shd w:val="clear" w:color="auto" w:fill="FFFFFF"/>
-            <w:tcMar>
-              <w:top w:w="0" w:type="dxa"/>
-              <w:bottom w:w="0" w:type="dxa"/>
-              <w:left w:w="0" w:type="dxa"/>
-              <w:right w:w="0" w:type="dxa"/>
-            </w:tcMar>
-            <w:vAlign w:val="top"/>
-          </w:tcPr>
-          <w:p>
-            <w:pPr>
-              <w:pStyle w:val="Normal"/>
-              <w:jc w:val="center"/>
-              <w:pBdr>
-                <w:bottom w:val="none" w:sz="0" w:space="0" w:color="000000"/>
-                <w:top w:val="none" w:sz="0" w:space="0" w:color="000000"/>
-                <w:left w:val="none" w:sz="0" w:space="0" w:color="000000"/>
-                <w:right w:val="none" w:sz="0" w:space="0" w:color="000000"/>
-              </w:pBdr>
-              <w:spacing w:after="100" w:before="100" w:line="240"/>
-              <w:ind w:left="100" w:right="100" w:firstLine="0" w:firstLineChars="0"/>
-              <w:rPr>
-                <w:rFonts w:ascii="Helvetica" w:hAnsi="Helvetica" w:eastAsia="Helvetica" w:cs="Helvetica"/>
-                <w:i w:val="false"/>
-                <w:b w:val="false"/>
-                <w:u w:val="none"/>
-                <w:sz w:val="22"/>
-                <w:szCs w:val="22"/>
-                <w:color w:val="000000"/>
-              </w:rPr>
-            </w:pPr>
-            <w:r>
-              <w:rPr>
-                <w:rFonts w:ascii="Helvetica" w:hAnsi="Helvetica" w:eastAsia="Helvetica" w:cs="Helvetica"/>
-                <w:i w:val="false"/>
-                <w:b w:val="false"/>
-                <w:u w:val="none"/>
-                <w:sz w:val="22"/>
-                <w:szCs w:val="22"/>
-                <w:color w:val="000000"/>
-              </w:rPr>
-              <w:t xml:space="preserve">0.03, 112</w:t>
+              <w:t xml:space="preserve">1.66</w:t>
+            </w:r>
+          </w:p>
+        </w:tc>
+        <w:tc>
+          <w:tcPr>
+            <w:tcBorders>
+              <w:bottom w:val="none" w:sz="0" w:space="0" w:color="000000"/>
+              <w:top w:val="none" w:sz="0" w:space="0" w:color="000000"/>
+              <w:left w:val="none" w:sz="0" w:space="0" w:color="000000"/>
+              <w:right w:val="none" w:sz="0" w:space="0" w:color="000000"/>
+            </w:tcBorders>
+            <w:shd w:val="clear" w:color="auto" w:fill="FFFFFF"/>
+            <w:tcMar>
+              <w:top w:w="0" w:type="dxa"/>
+              <w:bottom w:w="0" w:type="dxa"/>
+              <w:left w:w="0" w:type="dxa"/>
+              <w:right w:w="0" w:type="dxa"/>
+            </w:tcMar>
+            <w:vAlign w:val="top"/>
+          </w:tcPr>
+          <w:p>
+            <w:pPr>
+              <w:pStyle w:val="Normal"/>
+              <w:jc w:val="center"/>
+              <w:pBdr>
+                <w:bottom w:val="none" w:sz="0" w:space="0" w:color="000000"/>
+                <w:top w:val="none" w:sz="0" w:space="0" w:color="000000"/>
+                <w:left w:val="none" w:sz="0" w:space="0" w:color="000000"/>
+                <w:right w:val="none" w:sz="0" w:space="0" w:color="000000"/>
+              </w:pBdr>
+              <w:spacing w:after="100" w:before="100" w:line="240"/>
+              <w:ind w:left="100" w:right="100" w:firstLine="0" w:firstLineChars="0"/>
+              <w:rPr>
+                <w:rFonts w:ascii="Helvetica" w:hAnsi="Helvetica" w:eastAsia="Helvetica" w:cs="Helvetica"/>
+                <w:i w:val="false"/>
+                <w:b w:val="false"/>
+                <w:u w:val="none"/>
+                <w:sz w:val="22"/>
+                <w:szCs w:val="22"/>
+                <w:color w:val="000000"/>
+              </w:rPr>
+            </w:pPr>
+            <w:r>
+              <w:rPr>
+                <w:rFonts w:ascii="Helvetica" w:hAnsi="Helvetica" w:eastAsia="Helvetica" w:cs="Helvetica"/>
+                <w:i w:val="false"/>
+                <w:b w:val="false"/>
+                <w:u w:val="none"/>
+                <w:sz w:val="22"/>
+                <w:szCs w:val="22"/>
+                <w:color w:val="000000"/>
+              </w:rPr>
+              <w:t xml:space="preserve">0.04, 69.5</w:t>
             </w:r>
           </w:p>
         </w:tc>
@@ -7865,113 +7865,113 @@
                 <w:szCs w:val="22"/>
                 <w:color w:val="000000"/>
               </w:rPr>
-              <w:t xml:space="preserve">1.55</w:t>
-            </w:r>
-          </w:p>
-        </w:tc>
-        <w:tc>
-          <w:tcPr>
-            <w:tcBorders>
-              <w:bottom w:val="none" w:sz="0" w:space="0" w:color="000000"/>
-              <w:top w:val="none" w:sz="0" w:space="0" w:color="000000"/>
-              <w:left w:val="none" w:sz="0" w:space="0" w:color="000000"/>
-              <w:right w:val="none" w:sz="0" w:space="0" w:color="000000"/>
-            </w:tcBorders>
-            <w:shd w:val="clear" w:color="auto" w:fill="FFFFFF"/>
-            <w:tcMar>
-              <w:top w:w="0" w:type="dxa"/>
-              <w:bottom w:w="0" w:type="dxa"/>
-              <w:left w:w="0" w:type="dxa"/>
-              <w:right w:w="0" w:type="dxa"/>
-            </w:tcMar>
-            <w:vAlign w:val="top"/>
-          </w:tcPr>
-          <w:p>
-            <w:pPr>
-              <w:pStyle w:val="Normal"/>
-              <w:jc w:val="center"/>
-              <w:pBdr>
-                <w:bottom w:val="none" w:sz="0" w:space="0" w:color="000000"/>
-                <w:top w:val="none" w:sz="0" w:space="0" w:color="000000"/>
-                <w:left w:val="none" w:sz="0" w:space="0" w:color="000000"/>
-                <w:right w:val="none" w:sz="0" w:space="0" w:color="000000"/>
-              </w:pBdr>
-              <w:spacing w:after="100" w:before="100" w:line="240"/>
-              <w:ind w:left="100" w:right="100" w:firstLine="0" w:firstLineChars="0"/>
-              <w:rPr>
-                <w:rFonts w:ascii="Helvetica" w:hAnsi="Helvetica" w:eastAsia="Helvetica" w:cs="Helvetica"/>
-                <w:i w:val="false"/>
-                <w:b w:val="false"/>
-                <w:u w:val="none"/>
-                <w:sz w:val="22"/>
-                <w:szCs w:val="22"/>
-                <w:color w:val="000000"/>
-              </w:rPr>
-            </w:pPr>
-            <w:r>
-              <w:rPr>
-                <w:rFonts w:ascii="Helvetica" w:hAnsi="Helvetica" w:eastAsia="Helvetica" w:cs="Helvetica"/>
-                <w:i w:val="false"/>
-                <w:b w:val="false"/>
-                <w:u w:val="none"/>
-                <w:sz w:val="22"/>
-                <w:szCs w:val="22"/>
-                <w:color w:val="000000"/>
-              </w:rPr>
-              <w:t xml:space="preserve">0.05, 46.4</w:t>
-            </w:r>
-          </w:p>
-        </w:tc>
-        <w:tc>
-          <w:tcPr>
-            <w:tcBorders>
-              <w:bottom w:val="none" w:sz="0" w:space="0" w:color="000000"/>
-              <w:top w:val="none" w:sz="0" w:space="0" w:color="000000"/>
-              <w:left w:val="none" w:sz="0" w:space="0" w:color="000000"/>
-              <w:right w:val="none" w:sz="0" w:space="0" w:color="000000"/>
-            </w:tcBorders>
-            <w:shd w:val="clear" w:color="auto" w:fill="FFFFFF"/>
-            <w:tcMar>
-              <w:top w:w="0" w:type="dxa"/>
-              <w:bottom w:w="0" w:type="dxa"/>
-              <w:left w:w="0" w:type="dxa"/>
-              <w:right w:w="0" w:type="dxa"/>
-            </w:tcMar>
-            <w:vAlign w:val="top"/>
-          </w:tcPr>
-          <w:p>
-            <w:pPr>
-              <w:pStyle w:val="Normal"/>
-              <w:jc w:val="center"/>
-              <w:pBdr>
-                <w:bottom w:val="none" w:sz="0" w:space="0" w:color="000000"/>
-                <w:top w:val="none" w:sz="0" w:space="0" w:color="000000"/>
-                <w:left w:val="none" w:sz="0" w:space="0" w:color="000000"/>
-                <w:right w:val="none" w:sz="0" w:space="0" w:color="000000"/>
-              </w:pBdr>
-              <w:spacing w:after="100" w:before="100" w:line="240"/>
-              <w:ind w:left="100" w:right="100" w:firstLine="0" w:firstLineChars="0"/>
-              <w:rPr>
-                <w:rFonts w:ascii="Helvetica" w:hAnsi="Helvetica" w:eastAsia="Helvetica" w:cs="Helvetica"/>
-                <w:i w:val="false"/>
-                <w:b w:val="false"/>
-                <w:u w:val="none"/>
-                <w:sz w:val="22"/>
-                <w:szCs w:val="22"/>
-                <w:color w:val="000000"/>
-              </w:rPr>
-            </w:pPr>
-            <w:r>
-              <w:rPr>
-                <w:rFonts w:ascii="Helvetica" w:hAnsi="Helvetica" w:eastAsia="Helvetica" w:cs="Helvetica"/>
-                <w:i w:val="false"/>
-                <w:b w:val="false"/>
-                <w:u w:val="none"/>
-                <w:sz w:val="22"/>
-                <w:szCs w:val="22"/>
-                <w:color w:val="000000"/>
-              </w:rPr>
-              <w:t xml:space="preserve">0.800</w:t>
+              <w:t xml:space="preserve">2.08</w:t>
+            </w:r>
+          </w:p>
+        </w:tc>
+        <w:tc>
+          <w:tcPr>
+            <w:tcBorders>
+              <w:bottom w:val="none" w:sz="0" w:space="0" w:color="000000"/>
+              <w:top w:val="none" w:sz="0" w:space="0" w:color="000000"/>
+              <w:left w:val="none" w:sz="0" w:space="0" w:color="000000"/>
+              <w:right w:val="none" w:sz="0" w:space="0" w:color="000000"/>
+            </w:tcBorders>
+            <w:shd w:val="clear" w:color="auto" w:fill="FFFFFF"/>
+            <w:tcMar>
+              <w:top w:w="0" w:type="dxa"/>
+              <w:bottom w:w="0" w:type="dxa"/>
+              <w:left w:w="0" w:type="dxa"/>
+              <w:right w:w="0" w:type="dxa"/>
+            </w:tcMar>
+            <w:vAlign w:val="top"/>
+          </w:tcPr>
+          <w:p>
+            <w:pPr>
+              <w:pStyle w:val="Normal"/>
+              <w:jc w:val="center"/>
+              <w:pBdr>
+                <w:bottom w:val="none" w:sz="0" w:space="0" w:color="000000"/>
+                <w:top w:val="none" w:sz="0" w:space="0" w:color="000000"/>
+                <w:left w:val="none" w:sz="0" w:space="0" w:color="000000"/>
+                <w:right w:val="none" w:sz="0" w:space="0" w:color="000000"/>
+              </w:pBdr>
+              <w:spacing w:after="100" w:before="100" w:line="240"/>
+              <w:ind w:left="100" w:right="100" w:firstLine="0" w:firstLineChars="0"/>
+              <w:rPr>
+                <w:rFonts w:ascii="Helvetica" w:hAnsi="Helvetica" w:eastAsia="Helvetica" w:cs="Helvetica"/>
+                <w:i w:val="false"/>
+                <w:b w:val="false"/>
+                <w:u w:val="none"/>
+                <w:sz w:val="22"/>
+                <w:szCs w:val="22"/>
+                <w:color w:val="000000"/>
+              </w:rPr>
+            </w:pPr>
+            <w:r>
+              <w:rPr>
+                <w:rFonts w:ascii="Helvetica" w:hAnsi="Helvetica" w:eastAsia="Helvetica" w:cs="Helvetica"/>
+                <w:i w:val="false"/>
+                <w:b w:val="false"/>
+                <w:u w:val="none"/>
+                <w:sz w:val="22"/>
+                <w:szCs w:val="22"/>
+                <w:color w:val="000000"/>
+              </w:rPr>
+              <w:t xml:space="preserve">0.06, 69.9</w:t>
+            </w:r>
+          </w:p>
+        </w:tc>
+        <w:tc>
+          <w:tcPr>
+            <w:tcBorders>
+              <w:bottom w:val="none" w:sz="0" w:space="0" w:color="000000"/>
+              <w:top w:val="none" w:sz="0" w:space="0" w:color="000000"/>
+              <w:left w:val="none" w:sz="0" w:space="0" w:color="000000"/>
+              <w:right w:val="none" w:sz="0" w:space="0" w:color="000000"/>
+            </w:tcBorders>
+            <w:shd w:val="clear" w:color="auto" w:fill="FFFFFF"/>
+            <w:tcMar>
+              <w:top w:w="0" w:type="dxa"/>
+              <w:bottom w:w="0" w:type="dxa"/>
+              <w:left w:w="0" w:type="dxa"/>
+              <w:right w:w="0" w:type="dxa"/>
+            </w:tcMar>
+            <w:vAlign w:val="top"/>
+          </w:tcPr>
+          <w:p>
+            <w:pPr>
+              <w:pStyle w:val="Normal"/>
+              <w:jc w:val="center"/>
+              <w:pBdr>
+                <w:bottom w:val="none" w:sz="0" w:space="0" w:color="000000"/>
+                <w:top w:val="none" w:sz="0" w:space="0" w:color="000000"/>
+                <w:left w:val="none" w:sz="0" w:space="0" w:color="000000"/>
+                <w:right w:val="none" w:sz="0" w:space="0" w:color="000000"/>
+              </w:pBdr>
+              <w:spacing w:after="100" w:before="100" w:line="240"/>
+              <w:ind w:left="100" w:right="100" w:firstLine="0" w:firstLineChars="0"/>
+              <w:rPr>
+                <w:rFonts w:ascii="Helvetica" w:hAnsi="Helvetica" w:eastAsia="Helvetica" w:cs="Helvetica"/>
+                <w:i w:val="false"/>
+                <w:b w:val="false"/>
+                <w:u w:val="none"/>
+                <w:sz w:val="22"/>
+                <w:szCs w:val="22"/>
+                <w:color w:val="000000"/>
+              </w:rPr>
+            </w:pPr>
+            <w:r>
+              <w:rPr>
+                <w:rFonts w:ascii="Helvetica" w:hAnsi="Helvetica" w:eastAsia="Helvetica" w:cs="Helvetica"/>
+                <w:i w:val="false"/>
+                <w:b w:val="false"/>
+                <w:u w:val="none"/>
+                <w:sz w:val="22"/>
+                <w:szCs w:val="22"/>
+                <w:color w:val="000000"/>
+              </w:rPr>
+              <w:t xml:space="preserve">0.680</w:t>
             </w:r>
           </w:p>
         </w:tc>
@@ -8348,113 +8348,113 @@
                 <w:szCs w:val="22"/>
                 <w:color w:val="000000"/>
               </w:rPr>
-              <w:t xml:space="preserve">3.10</w:t>
-            </w:r>
-          </w:p>
-        </w:tc>
-        <w:tc>
-          <w:tcPr>
-            <w:tcBorders>
-              <w:bottom w:val="none" w:sz="0" w:space="0" w:color="000000"/>
-              <w:top w:val="none" w:sz="0" w:space="0" w:color="000000"/>
-              <w:left w:val="none" w:sz="0" w:space="0" w:color="000000"/>
-              <w:right w:val="none" w:sz="0" w:space="0" w:color="000000"/>
-            </w:tcBorders>
-            <w:shd w:val="clear" w:color="auto" w:fill="FFFFFF"/>
-            <w:tcMar>
-              <w:top w:w="0" w:type="dxa"/>
-              <w:bottom w:w="0" w:type="dxa"/>
-              <w:left w:w="0" w:type="dxa"/>
-              <w:right w:w="0" w:type="dxa"/>
-            </w:tcMar>
-            <w:vAlign w:val="top"/>
-          </w:tcPr>
-          <w:p>
-            <w:pPr>
-              <w:pStyle w:val="Normal"/>
-              <w:jc w:val="center"/>
-              <w:pBdr>
-                <w:bottom w:val="none" w:sz="0" w:space="0" w:color="000000"/>
-                <w:top w:val="none" w:sz="0" w:space="0" w:color="000000"/>
-                <w:left w:val="none" w:sz="0" w:space="0" w:color="000000"/>
-                <w:right w:val="none" w:sz="0" w:space="0" w:color="000000"/>
-              </w:pBdr>
-              <w:spacing w:after="100" w:before="100" w:line="240"/>
-              <w:ind w:left="100" w:right="100" w:firstLine="0" w:firstLineChars="0"/>
-              <w:rPr>
-                <w:rFonts w:ascii="Helvetica" w:hAnsi="Helvetica" w:eastAsia="Helvetica" w:cs="Helvetica"/>
-                <w:i w:val="false"/>
-                <w:b w:val="false"/>
-                <w:u w:val="none"/>
-                <w:sz w:val="22"/>
-                <w:szCs w:val="22"/>
-                <w:color w:val="000000"/>
-              </w:rPr>
-            </w:pPr>
-            <w:r>
-              <w:rPr>
-                <w:rFonts w:ascii="Helvetica" w:hAnsi="Helvetica" w:eastAsia="Helvetica" w:cs="Helvetica"/>
-                <w:i w:val="false"/>
-                <w:b w:val="false"/>
-                <w:u w:val="none"/>
-                <w:sz w:val="22"/>
-                <w:szCs w:val="22"/>
-                <w:color w:val="000000"/>
-              </w:rPr>
-              <w:t xml:space="preserve">0.08, 126</w:t>
-            </w:r>
-          </w:p>
-        </w:tc>
-        <w:tc>
-          <w:tcPr>
-            <w:tcBorders>
-              <w:bottom w:val="none" w:sz="0" w:space="0" w:color="000000"/>
-              <w:top w:val="none" w:sz="0" w:space="0" w:color="000000"/>
-              <w:left w:val="none" w:sz="0" w:space="0" w:color="000000"/>
-              <w:right w:val="none" w:sz="0" w:space="0" w:color="000000"/>
-            </w:tcBorders>
-            <w:shd w:val="clear" w:color="auto" w:fill="FFFFFF"/>
-            <w:tcMar>
-              <w:top w:w="0" w:type="dxa"/>
-              <w:bottom w:w="0" w:type="dxa"/>
-              <w:left w:w="0" w:type="dxa"/>
-              <w:right w:w="0" w:type="dxa"/>
-            </w:tcMar>
-            <w:vAlign w:val="top"/>
-          </w:tcPr>
-          <w:p>
-            <w:pPr>
-              <w:pStyle w:val="Normal"/>
-              <w:jc w:val="center"/>
-              <w:pBdr>
-                <w:bottom w:val="none" w:sz="0" w:space="0" w:color="000000"/>
-                <w:top w:val="none" w:sz="0" w:space="0" w:color="000000"/>
-                <w:left w:val="none" w:sz="0" w:space="0" w:color="000000"/>
-                <w:right w:val="none" w:sz="0" w:space="0" w:color="000000"/>
-              </w:pBdr>
-              <w:spacing w:after="100" w:before="100" w:line="240"/>
-              <w:ind w:left="100" w:right="100" w:firstLine="0" w:firstLineChars="0"/>
-              <w:rPr>
-                <w:rFonts w:ascii="Helvetica" w:hAnsi="Helvetica" w:eastAsia="Helvetica" w:cs="Helvetica"/>
-                <w:i w:val="false"/>
-                <w:b w:val="false"/>
-                <w:u w:val="none"/>
-                <w:sz w:val="22"/>
-                <w:szCs w:val="22"/>
-                <w:color w:val="000000"/>
-              </w:rPr>
-            </w:pPr>
-            <w:r>
-              <w:rPr>
-                <w:rFonts w:ascii="Helvetica" w:hAnsi="Helvetica" w:eastAsia="Helvetica" w:cs="Helvetica"/>
-                <w:i w:val="false"/>
-                <w:b w:val="false"/>
-                <w:u w:val="none"/>
-                <w:sz w:val="22"/>
-                <w:szCs w:val="22"/>
-                <w:color w:val="000000"/>
-              </w:rPr>
-              <w:t xml:space="preserve">0.550</w:t>
+              <w:t xml:space="preserve">3.50</w:t>
+            </w:r>
+          </w:p>
+        </w:tc>
+        <w:tc>
+          <w:tcPr>
+            <w:tcBorders>
+              <w:bottom w:val="none" w:sz="0" w:space="0" w:color="000000"/>
+              <w:top w:val="none" w:sz="0" w:space="0" w:color="000000"/>
+              <w:left w:val="none" w:sz="0" w:space="0" w:color="000000"/>
+              <w:right w:val="none" w:sz="0" w:space="0" w:color="000000"/>
+            </w:tcBorders>
+            <w:shd w:val="clear" w:color="auto" w:fill="FFFFFF"/>
+            <w:tcMar>
+              <w:top w:w="0" w:type="dxa"/>
+              <w:bottom w:w="0" w:type="dxa"/>
+              <w:left w:w="0" w:type="dxa"/>
+              <w:right w:w="0" w:type="dxa"/>
+            </w:tcMar>
+            <w:vAlign w:val="top"/>
+          </w:tcPr>
+          <w:p>
+            <w:pPr>
+              <w:pStyle w:val="Normal"/>
+              <w:jc w:val="center"/>
+              <w:pBdr>
+                <w:bottom w:val="none" w:sz="0" w:space="0" w:color="000000"/>
+                <w:top w:val="none" w:sz="0" w:space="0" w:color="000000"/>
+                <w:left w:val="none" w:sz="0" w:space="0" w:color="000000"/>
+                <w:right w:val="none" w:sz="0" w:space="0" w:color="000000"/>
+              </w:pBdr>
+              <w:spacing w:after="100" w:before="100" w:line="240"/>
+              <w:ind w:left="100" w:right="100" w:firstLine="0" w:firstLineChars="0"/>
+              <w:rPr>
+                <w:rFonts w:ascii="Helvetica" w:hAnsi="Helvetica" w:eastAsia="Helvetica" w:cs="Helvetica"/>
+                <w:i w:val="false"/>
+                <w:b w:val="false"/>
+                <w:u w:val="none"/>
+                <w:sz w:val="22"/>
+                <w:szCs w:val="22"/>
+                <w:color w:val="000000"/>
+              </w:rPr>
+            </w:pPr>
+            <w:r>
+              <w:rPr>
+                <w:rFonts w:ascii="Helvetica" w:hAnsi="Helvetica" w:eastAsia="Helvetica" w:cs="Helvetica"/>
+                <w:i w:val="false"/>
+                <w:b w:val="false"/>
+                <w:u w:val="none"/>
+                <w:sz w:val="22"/>
+                <w:szCs w:val="22"/>
+                <w:color w:val="000000"/>
+              </w:rPr>
+              <w:t xml:space="preserve">0.09, 132</w:t>
+            </w:r>
+          </w:p>
+        </w:tc>
+        <w:tc>
+          <w:tcPr>
+            <w:tcBorders>
+              <w:bottom w:val="none" w:sz="0" w:space="0" w:color="000000"/>
+              <w:top w:val="none" w:sz="0" w:space="0" w:color="000000"/>
+              <w:left w:val="none" w:sz="0" w:space="0" w:color="000000"/>
+              <w:right w:val="none" w:sz="0" w:space="0" w:color="000000"/>
+            </w:tcBorders>
+            <w:shd w:val="clear" w:color="auto" w:fill="FFFFFF"/>
+            <w:tcMar>
+              <w:top w:w="0" w:type="dxa"/>
+              <w:bottom w:w="0" w:type="dxa"/>
+              <w:left w:w="0" w:type="dxa"/>
+              <w:right w:w="0" w:type="dxa"/>
+            </w:tcMar>
+            <w:vAlign w:val="top"/>
+          </w:tcPr>
+          <w:p>
+            <w:pPr>
+              <w:pStyle w:val="Normal"/>
+              <w:jc w:val="center"/>
+              <w:pBdr>
+                <w:bottom w:val="none" w:sz="0" w:space="0" w:color="000000"/>
+                <w:top w:val="none" w:sz="0" w:space="0" w:color="000000"/>
+                <w:left w:val="none" w:sz="0" w:space="0" w:color="000000"/>
+                <w:right w:val="none" w:sz="0" w:space="0" w:color="000000"/>
+              </w:pBdr>
+              <w:spacing w:after="100" w:before="100" w:line="240"/>
+              <w:ind w:left="100" w:right="100" w:firstLine="0" w:firstLineChars="0"/>
+              <w:rPr>
+                <w:rFonts w:ascii="Helvetica" w:hAnsi="Helvetica" w:eastAsia="Helvetica" w:cs="Helvetica"/>
+                <w:i w:val="false"/>
+                <w:b w:val="false"/>
+                <w:u w:val="none"/>
+                <w:sz w:val="22"/>
+                <w:szCs w:val="22"/>
+                <w:color w:val="000000"/>
+              </w:rPr>
+            </w:pPr>
+            <w:r>
+              <w:rPr>
+                <w:rFonts w:ascii="Helvetica" w:hAnsi="Helvetica" w:eastAsia="Helvetica" w:cs="Helvetica"/>
+                <w:i w:val="false"/>
+                <w:b w:val="false"/>
+                <w:u w:val="none"/>
+                <w:sz w:val="22"/>
+                <w:szCs w:val="22"/>
+                <w:color w:val="000000"/>
+              </w:rPr>
+              <w:t xml:space="preserve">0.500</w:t>
             </w:r>
           </w:p>
         </w:tc>
@@ -9314,113 +9314,113 @@
                 <w:szCs w:val="22"/>
                 <w:color w:val="000000"/>
               </w:rPr>
-              <w:t xml:space="preserve">9.37</w:t>
-            </w:r>
-          </w:p>
-        </w:tc>
-        <w:tc>
-          <w:tcPr>
-            <w:tcBorders>
-              <w:bottom w:val="none" w:sz="0" w:space="0" w:color="000000"/>
-              <w:top w:val="none" w:sz="0" w:space="0" w:color="000000"/>
-              <w:left w:val="none" w:sz="0" w:space="0" w:color="000000"/>
-              <w:right w:val="none" w:sz="0" w:space="0" w:color="000000"/>
-            </w:tcBorders>
-            <w:shd w:val="clear" w:color="auto" w:fill="FFFFFF"/>
-            <w:tcMar>
-              <w:top w:w="0" w:type="dxa"/>
-              <w:bottom w:w="0" w:type="dxa"/>
-              <w:left w:w="0" w:type="dxa"/>
-              <w:right w:w="0" w:type="dxa"/>
-            </w:tcMar>
-            <w:vAlign w:val="top"/>
-          </w:tcPr>
-          <w:p>
-            <w:pPr>
-              <w:pStyle w:val="Normal"/>
-              <w:jc w:val="center"/>
-              <w:pBdr>
-                <w:bottom w:val="none" w:sz="0" w:space="0" w:color="000000"/>
-                <w:top w:val="none" w:sz="0" w:space="0" w:color="000000"/>
-                <w:left w:val="none" w:sz="0" w:space="0" w:color="000000"/>
-                <w:right w:val="none" w:sz="0" w:space="0" w:color="000000"/>
-              </w:pBdr>
-              <w:spacing w:after="100" w:before="100" w:line="240"/>
-              <w:ind w:left="100" w:right="100" w:firstLine="0" w:firstLineChars="0"/>
-              <w:rPr>
-                <w:rFonts w:ascii="Helvetica" w:hAnsi="Helvetica" w:eastAsia="Helvetica" w:cs="Helvetica"/>
-                <w:i w:val="false"/>
-                <w:b w:val="false"/>
-                <w:u w:val="none"/>
-                <w:sz w:val="22"/>
-                <w:szCs w:val="22"/>
-                <w:color w:val="000000"/>
-              </w:rPr>
-            </w:pPr>
-            <w:r>
-              <w:rPr>
-                <w:rFonts w:ascii="Helvetica" w:hAnsi="Helvetica" w:eastAsia="Helvetica" w:cs="Helvetica"/>
-                <w:i w:val="false"/>
-                <w:b w:val="false"/>
-                <w:u w:val="none"/>
-                <w:sz w:val="22"/>
-                <w:szCs w:val="22"/>
-                <w:color w:val="000000"/>
-              </w:rPr>
-              <w:t xml:space="preserve">0.42, 211</w:t>
-            </w:r>
-          </w:p>
-        </w:tc>
-        <w:tc>
-          <w:tcPr>
-            <w:tcBorders>
-              <w:bottom w:val="none" w:sz="0" w:space="0" w:color="000000"/>
-              <w:top w:val="none" w:sz="0" w:space="0" w:color="000000"/>
-              <w:left w:val="none" w:sz="0" w:space="0" w:color="000000"/>
-              <w:right w:val="none" w:sz="0" w:space="0" w:color="000000"/>
-            </w:tcBorders>
-            <w:shd w:val="clear" w:color="auto" w:fill="FFFFFF"/>
-            <w:tcMar>
-              <w:top w:w="0" w:type="dxa"/>
-              <w:bottom w:w="0" w:type="dxa"/>
-              <w:left w:w="0" w:type="dxa"/>
-              <w:right w:w="0" w:type="dxa"/>
-            </w:tcMar>
-            <w:vAlign w:val="top"/>
-          </w:tcPr>
-          <w:p>
-            <w:pPr>
-              <w:pStyle w:val="Normal"/>
-              <w:jc w:val="center"/>
-              <w:pBdr>
-                <w:bottom w:val="none" w:sz="0" w:space="0" w:color="000000"/>
-                <w:top w:val="none" w:sz="0" w:space="0" w:color="000000"/>
-                <w:left w:val="none" w:sz="0" w:space="0" w:color="000000"/>
-                <w:right w:val="none" w:sz="0" w:space="0" w:color="000000"/>
-              </w:pBdr>
-              <w:spacing w:after="100" w:before="100" w:line="240"/>
-              <w:ind w:left="100" w:right="100" w:firstLine="0" w:firstLineChars="0"/>
-              <w:rPr>
-                <w:rFonts w:ascii="Helvetica" w:hAnsi="Helvetica" w:eastAsia="Helvetica" w:cs="Helvetica"/>
-                <w:i w:val="false"/>
-                <w:b w:val="false"/>
-                <w:u w:val="none"/>
-                <w:sz w:val="22"/>
-                <w:szCs w:val="22"/>
-                <w:color w:val="000000"/>
-              </w:rPr>
-            </w:pPr>
-            <w:r>
-              <w:rPr>
-                <w:rFonts w:ascii="Helvetica" w:hAnsi="Helvetica" w:eastAsia="Helvetica" w:cs="Helvetica"/>
-                <w:i w:val="false"/>
-                <w:b w:val="false"/>
-                <w:u w:val="none"/>
-                <w:sz w:val="22"/>
-                <w:szCs w:val="22"/>
-                <w:color w:val="000000"/>
-              </w:rPr>
-              <w:t xml:space="preserve">0.160</w:t>
+              <w:t xml:space="preserve">9.74</w:t>
+            </w:r>
+          </w:p>
+        </w:tc>
+        <w:tc>
+          <w:tcPr>
+            <w:tcBorders>
+              <w:bottom w:val="none" w:sz="0" w:space="0" w:color="000000"/>
+              <w:top w:val="none" w:sz="0" w:space="0" w:color="000000"/>
+              <w:left w:val="none" w:sz="0" w:space="0" w:color="000000"/>
+              <w:right w:val="none" w:sz="0" w:space="0" w:color="000000"/>
+            </w:tcBorders>
+            <w:shd w:val="clear" w:color="auto" w:fill="FFFFFF"/>
+            <w:tcMar>
+              <w:top w:w="0" w:type="dxa"/>
+              <w:bottom w:w="0" w:type="dxa"/>
+              <w:left w:w="0" w:type="dxa"/>
+              <w:right w:w="0" w:type="dxa"/>
+            </w:tcMar>
+            <w:vAlign w:val="top"/>
+          </w:tcPr>
+          <w:p>
+            <w:pPr>
+              <w:pStyle w:val="Normal"/>
+              <w:jc w:val="center"/>
+              <w:pBdr>
+                <w:bottom w:val="none" w:sz="0" w:space="0" w:color="000000"/>
+                <w:top w:val="none" w:sz="0" w:space="0" w:color="000000"/>
+                <w:left w:val="none" w:sz="0" w:space="0" w:color="000000"/>
+                <w:right w:val="none" w:sz="0" w:space="0" w:color="000000"/>
+              </w:pBdr>
+              <w:spacing w:after="100" w:before="100" w:line="240"/>
+              <w:ind w:left="100" w:right="100" w:firstLine="0" w:firstLineChars="0"/>
+              <w:rPr>
+                <w:rFonts w:ascii="Helvetica" w:hAnsi="Helvetica" w:eastAsia="Helvetica" w:cs="Helvetica"/>
+                <w:i w:val="false"/>
+                <w:b w:val="false"/>
+                <w:u w:val="none"/>
+                <w:sz w:val="22"/>
+                <w:szCs w:val="22"/>
+                <w:color w:val="000000"/>
+              </w:rPr>
+            </w:pPr>
+            <w:r>
+              <w:rPr>
+                <w:rFonts w:ascii="Helvetica" w:hAnsi="Helvetica" w:eastAsia="Helvetica" w:cs="Helvetica"/>
+                <w:i w:val="false"/>
+                <w:b w:val="false"/>
+                <w:u w:val="none"/>
+                <w:sz w:val="22"/>
+                <w:szCs w:val="22"/>
+                <w:color w:val="000000"/>
+              </w:rPr>
+              <w:t xml:space="preserve">0.48, 198</w:t>
+            </w:r>
+          </w:p>
+        </w:tc>
+        <w:tc>
+          <w:tcPr>
+            <w:tcBorders>
+              <w:bottom w:val="none" w:sz="0" w:space="0" w:color="000000"/>
+              <w:top w:val="none" w:sz="0" w:space="0" w:color="000000"/>
+              <w:left w:val="none" w:sz="0" w:space="0" w:color="000000"/>
+              <w:right w:val="none" w:sz="0" w:space="0" w:color="000000"/>
+            </w:tcBorders>
+            <w:shd w:val="clear" w:color="auto" w:fill="FFFFFF"/>
+            <w:tcMar>
+              <w:top w:w="0" w:type="dxa"/>
+              <w:bottom w:w="0" w:type="dxa"/>
+              <w:left w:w="0" w:type="dxa"/>
+              <w:right w:w="0" w:type="dxa"/>
+            </w:tcMar>
+            <w:vAlign w:val="top"/>
+          </w:tcPr>
+          <w:p>
+            <w:pPr>
+              <w:pStyle w:val="Normal"/>
+              <w:jc w:val="center"/>
+              <w:pBdr>
+                <w:bottom w:val="none" w:sz="0" w:space="0" w:color="000000"/>
+                <w:top w:val="none" w:sz="0" w:space="0" w:color="000000"/>
+                <w:left w:val="none" w:sz="0" w:space="0" w:color="000000"/>
+                <w:right w:val="none" w:sz="0" w:space="0" w:color="000000"/>
+              </w:pBdr>
+              <w:spacing w:after="100" w:before="100" w:line="240"/>
+              <w:ind w:left="100" w:right="100" w:firstLine="0" w:firstLineChars="0"/>
+              <w:rPr>
+                <w:rFonts w:ascii="Helvetica" w:hAnsi="Helvetica" w:eastAsia="Helvetica" w:cs="Helvetica"/>
+                <w:i w:val="false"/>
+                <w:b w:val="false"/>
+                <w:u w:val="none"/>
+                <w:sz w:val="22"/>
+                <w:szCs w:val="22"/>
+                <w:color w:val="000000"/>
+              </w:rPr>
+            </w:pPr>
+            <w:r>
+              <w:rPr>
+                <w:rFonts w:ascii="Helvetica" w:hAnsi="Helvetica" w:eastAsia="Helvetica" w:cs="Helvetica"/>
+                <w:i w:val="false"/>
+                <w:b w:val="false"/>
+                <w:u w:val="none"/>
+                <w:sz w:val="22"/>
+                <w:szCs w:val="22"/>
+                <w:color w:val="000000"/>
+              </w:rPr>
+              <w:t xml:space="preserve">0.140</w:t>
             </w:r>
           </w:p>
         </w:tc>
@@ -10816,60 +10816,60 @@
                 <w:szCs w:val="22"/>
                 <w:color w:val="000000"/>
               </w:rPr>
-              <w:t xml:space="preserve">0.00, 0.64</w:t>
-            </w:r>
-          </w:p>
-        </w:tc>
-        <w:tc>
-          <w:tcPr>
-            <w:tcBorders>
-              <w:bottom w:val="none" w:sz="0" w:space="0" w:color="000000"/>
-              <w:top w:val="none" w:sz="0" w:space="0" w:color="000000"/>
-              <w:left w:val="none" w:sz="0" w:space="0" w:color="000000"/>
-              <w:right w:val="none" w:sz="0" w:space="0" w:color="000000"/>
-            </w:tcBorders>
-            <w:shd w:val="clear" w:color="auto" w:fill="FFFFFF"/>
-            <w:tcMar>
-              <w:top w:w="0" w:type="dxa"/>
-              <w:bottom w:w="0" w:type="dxa"/>
-              <w:left w:w="0" w:type="dxa"/>
-              <w:right w:w="0" w:type="dxa"/>
-            </w:tcMar>
-            <w:vAlign w:val="top"/>
-          </w:tcPr>
-          <w:p>
-            <w:pPr>
-              <w:pStyle w:val="Normal"/>
-              <w:jc w:val="center"/>
-              <w:pBdr>
-                <w:bottom w:val="none" w:sz="0" w:space="0" w:color="000000"/>
-                <w:top w:val="none" w:sz="0" w:space="0" w:color="000000"/>
-                <w:left w:val="none" w:sz="0" w:space="0" w:color="000000"/>
-                <w:right w:val="none" w:sz="0" w:space="0" w:color="000000"/>
-              </w:pBdr>
-              <w:spacing w:after="100" w:before="100" w:line="240"/>
-              <w:ind w:left="100" w:right="100" w:firstLine="0" w:firstLineChars="0"/>
-              <w:rPr>
-                <w:rFonts w:ascii="Helvetica" w:hAnsi="Helvetica" w:eastAsia="Helvetica" w:cs="Helvetica"/>
-                <w:i w:val="false"/>
-                <w:b w:val="false"/>
-                <w:u w:val="none"/>
-                <w:sz w:val="22"/>
-                <w:szCs w:val="22"/>
-                <w:color w:val="000000"/>
-              </w:rPr>
-            </w:pPr>
-            <w:r>
-              <w:rPr>
-                <w:rFonts w:ascii="Helvetica" w:hAnsi="Helvetica" w:eastAsia="Helvetica" w:cs="Helvetica"/>
-                <w:i w:val="false"/>
-                <w:b w:val="false"/>
-                <w:u w:val="none"/>
-                <w:sz w:val="22"/>
-                <w:szCs w:val="22"/>
-                <w:color w:val="000000"/>
-              </w:rPr>
-              <w:t xml:space="preserve">0.028</w:t>
+              <w:t xml:space="preserve">0.00, 0.51</w:t>
+            </w:r>
+          </w:p>
+        </w:tc>
+        <w:tc>
+          <w:tcPr>
+            <w:tcBorders>
+              <w:bottom w:val="none" w:sz="0" w:space="0" w:color="000000"/>
+              <w:top w:val="none" w:sz="0" w:space="0" w:color="000000"/>
+              <w:left w:val="none" w:sz="0" w:space="0" w:color="000000"/>
+              <w:right w:val="none" w:sz="0" w:space="0" w:color="000000"/>
+            </w:tcBorders>
+            <w:shd w:val="clear" w:color="auto" w:fill="FFFFFF"/>
+            <w:tcMar>
+              <w:top w:w="0" w:type="dxa"/>
+              <w:bottom w:w="0" w:type="dxa"/>
+              <w:left w:w="0" w:type="dxa"/>
+              <w:right w:w="0" w:type="dxa"/>
+            </w:tcMar>
+            <w:vAlign w:val="top"/>
+          </w:tcPr>
+          <w:p>
+            <w:pPr>
+              <w:pStyle w:val="Normal"/>
+              <w:jc w:val="center"/>
+              <w:pBdr>
+                <w:bottom w:val="none" w:sz="0" w:space="0" w:color="000000"/>
+                <w:top w:val="none" w:sz="0" w:space="0" w:color="000000"/>
+                <w:left w:val="none" w:sz="0" w:space="0" w:color="000000"/>
+                <w:right w:val="none" w:sz="0" w:space="0" w:color="000000"/>
+              </w:pBdr>
+              <w:spacing w:after="100" w:before="100" w:line="240"/>
+              <w:ind w:left="100" w:right="100" w:firstLine="0" w:firstLineChars="0"/>
+              <w:rPr>
+                <w:rFonts w:ascii="Helvetica" w:hAnsi="Helvetica" w:eastAsia="Helvetica" w:cs="Helvetica"/>
+                <w:i w:val="false"/>
+                <w:b w:val="false"/>
+                <w:u w:val="none"/>
+                <w:sz w:val="22"/>
+                <w:szCs w:val="22"/>
+                <w:color w:val="000000"/>
+              </w:rPr>
+            </w:pPr>
+            <w:r>
+              <w:rPr>
+                <w:rFonts w:ascii="Helvetica" w:hAnsi="Helvetica" w:eastAsia="Helvetica" w:cs="Helvetica"/>
+                <w:i w:val="false"/>
+                <w:b w:val="false"/>
+                <w:u w:val="none"/>
+                <w:sz w:val="22"/>
+                <w:szCs w:val="22"/>
+                <w:color w:val="000000"/>
+              </w:rPr>
+              <w:t xml:space="preserve">0.018</w:t>
             </w:r>
           </w:p>
         </w:tc>
@@ -11246,113 +11246,113 @@
                 <w:szCs w:val="22"/>
                 <w:color w:val="000000"/>
               </w:rPr>
-              <w:t xml:space="preserve">0.20</w:t>
-            </w:r>
-          </w:p>
-        </w:tc>
-        <w:tc>
-          <w:tcPr>
-            <w:tcBorders>
-              <w:bottom w:val="none" w:sz="0" w:space="0" w:color="000000"/>
-              <w:top w:val="none" w:sz="0" w:space="0" w:color="000000"/>
-              <w:left w:val="none" w:sz="0" w:space="0" w:color="000000"/>
-              <w:right w:val="none" w:sz="0" w:space="0" w:color="000000"/>
-            </w:tcBorders>
-            <w:shd w:val="clear" w:color="auto" w:fill="FFFFFF"/>
-            <w:tcMar>
-              <w:top w:w="0" w:type="dxa"/>
-              <w:bottom w:w="0" w:type="dxa"/>
-              <w:left w:w="0" w:type="dxa"/>
-              <w:right w:w="0" w:type="dxa"/>
-            </w:tcMar>
-            <w:vAlign w:val="top"/>
-          </w:tcPr>
-          <w:p>
-            <w:pPr>
-              <w:pStyle w:val="Normal"/>
-              <w:jc w:val="center"/>
-              <w:pBdr>
-                <w:bottom w:val="none" w:sz="0" w:space="0" w:color="000000"/>
-                <w:top w:val="none" w:sz="0" w:space="0" w:color="000000"/>
-                <w:left w:val="none" w:sz="0" w:space="0" w:color="000000"/>
-                <w:right w:val="none" w:sz="0" w:space="0" w:color="000000"/>
-              </w:pBdr>
-              <w:spacing w:after="100" w:before="100" w:line="240"/>
-              <w:ind w:left="100" w:right="100" w:firstLine="0" w:firstLineChars="0"/>
-              <w:rPr>
-                <w:rFonts w:ascii="Helvetica" w:hAnsi="Helvetica" w:eastAsia="Helvetica" w:cs="Helvetica"/>
-                <w:i w:val="false"/>
-                <w:b w:val="false"/>
-                <w:u w:val="none"/>
-                <w:sz w:val="22"/>
-                <w:szCs w:val="22"/>
-                <w:color w:val="000000"/>
-              </w:rPr>
-            </w:pPr>
-            <w:r>
-              <w:rPr>
-                <w:rFonts w:ascii="Helvetica" w:hAnsi="Helvetica" w:eastAsia="Helvetica" w:cs="Helvetica"/>
-                <w:i w:val="false"/>
-                <w:b w:val="false"/>
-                <w:u w:val="none"/>
-                <w:sz w:val="22"/>
-                <w:szCs w:val="22"/>
-                <w:color w:val="000000"/>
-              </w:rPr>
-              <w:t xml:space="preserve">0.04, 1.0</w:t>
-            </w:r>
-          </w:p>
-        </w:tc>
-        <w:tc>
-          <w:tcPr>
-            <w:tcBorders>
-              <w:bottom w:val="none" w:sz="0" w:space="0" w:color="000000"/>
-              <w:top w:val="none" w:sz="0" w:space="0" w:color="000000"/>
-              <w:left w:val="none" w:sz="0" w:space="0" w:color="000000"/>
-              <w:right w:val="none" w:sz="0" w:space="0" w:color="000000"/>
-            </w:tcBorders>
-            <w:shd w:val="clear" w:color="auto" w:fill="FFFFFF"/>
-            <w:tcMar>
-              <w:top w:w="0" w:type="dxa"/>
-              <w:bottom w:w="0" w:type="dxa"/>
-              <w:left w:w="0" w:type="dxa"/>
-              <w:right w:w="0" w:type="dxa"/>
-            </w:tcMar>
-            <w:vAlign w:val="top"/>
-          </w:tcPr>
-          <w:p>
-            <w:pPr>
-              <w:pStyle w:val="Normal"/>
-              <w:jc w:val="center"/>
-              <w:pBdr>
-                <w:bottom w:val="none" w:sz="0" w:space="0" w:color="000000"/>
-                <w:top w:val="none" w:sz="0" w:space="0" w:color="000000"/>
-                <w:left w:val="none" w:sz="0" w:space="0" w:color="000000"/>
-                <w:right w:val="none" w:sz="0" w:space="0" w:color="000000"/>
-              </w:pBdr>
-              <w:spacing w:after="100" w:before="100" w:line="240"/>
-              <w:ind w:left="100" w:right="100" w:firstLine="0" w:firstLineChars="0"/>
-              <w:rPr>
-                <w:rFonts w:ascii="Helvetica" w:hAnsi="Helvetica" w:eastAsia="Helvetica" w:cs="Helvetica"/>
-                <w:i w:val="false"/>
-                <w:b w:val="false"/>
-                <w:u w:val="none"/>
-                <w:sz w:val="22"/>
-                <w:szCs w:val="22"/>
-                <w:color w:val="000000"/>
-              </w:rPr>
-            </w:pPr>
-            <w:r>
-              <w:rPr>
-                <w:rFonts w:ascii="Helvetica" w:hAnsi="Helvetica" w:eastAsia="Helvetica" w:cs="Helvetica"/>
-                <w:i w:val="false"/>
-                <w:b w:val="false"/>
-                <w:u w:val="none"/>
-                <w:sz w:val="22"/>
-                <w:szCs w:val="22"/>
-                <w:color w:val="000000"/>
-              </w:rPr>
-              <w:t xml:space="preserve">0.049</w:t>
+              <w:t xml:space="preserve">0.16</w:t>
+            </w:r>
+          </w:p>
+        </w:tc>
+        <w:tc>
+          <w:tcPr>
+            <w:tcBorders>
+              <w:bottom w:val="none" w:sz="0" w:space="0" w:color="000000"/>
+              <w:top w:val="none" w:sz="0" w:space="0" w:color="000000"/>
+              <w:left w:val="none" w:sz="0" w:space="0" w:color="000000"/>
+              <w:right w:val="none" w:sz="0" w:space="0" w:color="000000"/>
+            </w:tcBorders>
+            <w:shd w:val="clear" w:color="auto" w:fill="FFFFFF"/>
+            <w:tcMar>
+              <w:top w:w="0" w:type="dxa"/>
+              <w:bottom w:w="0" w:type="dxa"/>
+              <w:left w:w="0" w:type="dxa"/>
+              <w:right w:w="0" w:type="dxa"/>
+            </w:tcMar>
+            <w:vAlign w:val="top"/>
+          </w:tcPr>
+          <w:p>
+            <w:pPr>
+              <w:pStyle w:val="Normal"/>
+              <w:jc w:val="center"/>
+              <w:pBdr>
+                <w:bottom w:val="none" w:sz="0" w:space="0" w:color="000000"/>
+                <w:top w:val="none" w:sz="0" w:space="0" w:color="000000"/>
+                <w:left w:val="none" w:sz="0" w:space="0" w:color="000000"/>
+                <w:right w:val="none" w:sz="0" w:space="0" w:color="000000"/>
+              </w:pBdr>
+              <w:spacing w:after="100" w:before="100" w:line="240"/>
+              <w:ind w:left="100" w:right="100" w:firstLine="0" w:firstLineChars="0"/>
+              <w:rPr>
+                <w:rFonts w:ascii="Helvetica" w:hAnsi="Helvetica" w:eastAsia="Helvetica" w:cs="Helvetica"/>
+                <w:i w:val="false"/>
+                <w:b w:val="false"/>
+                <w:u w:val="none"/>
+                <w:sz w:val="22"/>
+                <w:szCs w:val="22"/>
+                <w:color w:val="000000"/>
+              </w:rPr>
+            </w:pPr>
+            <w:r>
+              <w:rPr>
+                <w:rFonts w:ascii="Helvetica" w:hAnsi="Helvetica" w:eastAsia="Helvetica" w:cs="Helvetica"/>
+                <w:i w:val="false"/>
+                <w:b w:val="false"/>
+                <w:u w:val="none"/>
+                <w:sz w:val="22"/>
+                <w:szCs w:val="22"/>
+                <w:color w:val="000000"/>
+              </w:rPr>
+              <w:t xml:space="preserve">0.04, 0.73</w:t>
+            </w:r>
+          </w:p>
+        </w:tc>
+        <w:tc>
+          <w:tcPr>
+            <w:tcBorders>
+              <w:bottom w:val="none" w:sz="0" w:space="0" w:color="000000"/>
+              <w:top w:val="none" w:sz="0" w:space="0" w:color="000000"/>
+              <w:left w:val="none" w:sz="0" w:space="0" w:color="000000"/>
+              <w:right w:val="none" w:sz="0" w:space="0" w:color="000000"/>
+            </w:tcBorders>
+            <w:shd w:val="clear" w:color="auto" w:fill="FFFFFF"/>
+            <w:tcMar>
+              <w:top w:w="0" w:type="dxa"/>
+              <w:bottom w:w="0" w:type="dxa"/>
+              <w:left w:w="0" w:type="dxa"/>
+              <w:right w:w="0" w:type="dxa"/>
+            </w:tcMar>
+            <w:vAlign w:val="top"/>
+          </w:tcPr>
+          <w:p>
+            <w:pPr>
+              <w:pStyle w:val="Normal"/>
+              <w:jc w:val="center"/>
+              <w:pBdr>
+                <w:bottom w:val="none" w:sz="0" w:space="0" w:color="000000"/>
+                <w:top w:val="none" w:sz="0" w:space="0" w:color="000000"/>
+                <w:left w:val="none" w:sz="0" w:space="0" w:color="000000"/>
+                <w:right w:val="none" w:sz="0" w:space="0" w:color="000000"/>
+              </w:pBdr>
+              <w:spacing w:after="100" w:before="100" w:line="240"/>
+              <w:ind w:left="100" w:right="100" w:firstLine="0" w:firstLineChars="0"/>
+              <w:rPr>
+                <w:rFonts w:ascii="Helvetica" w:hAnsi="Helvetica" w:eastAsia="Helvetica" w:cs="Helvetica"/>
+                <w:i w:val="false"/>
+                <w:b w:val="false"/>
+                <w:u w:val="none"/>
+                <w:sz w:val="22"/>
+                <w:szCs w:val="22"/>
+                <w:color w:val="000000"/>
+              </w:rPr>
+            </w:pPr>
+            <w:r>
+              <w:rPr>
+                <w:rFonts w:ascii="Helvetica" w:hAnsi="Helvetica" w:eastAsia="Helvetica" w:cs="Helvetica"/>
+                <w:i w:val="false"/>
+                <w:b w:val="false"/>
+                <w:u w:val="none"/>
+                <w:sz w:val="22"/>
+                <w:szCs w:val="22"/>
+                <w:color w:val="000000"/>
+              </w:rPr>
+              <w:t xml:space="preserve">0.018</w:t>
             </w:r>
           </w:p>
         </w:tc>
@@ -12212,113 +12212,113 @@
                 <w:szCs w:val="22"/>
                 <w:color w:val="000000"/>
               </w:rPr>
-              <w:t xml:space="preserve">9.48</w:t>
-            </w:r>
-          </w:p>
-        </w:tc>
-        <w:tc>
-          <w:tcPr>
-            <w:tcBorders>
-              <w:bottom w:val="none" w:sz="0" w:space="0" w:color="000000"/>
-              <w:top w:val="none" w:sz="0" w:space="0" w:color="000000"/>
-              <w:left w:val="none" w:sz="0" w:space="0" w:color="000000"/>
-              <w:right w:val="none" w:sz="0" w:space="0" w:color="000000"/>
-            </w:tcBorders>
-            <w:shd w:val="clear" w:color="auto" w:fill="FFFFFF"/>
-            <w:tcMar>
-              <w:top w:w="0" w:type="dxa"/>
-              <w:bottom w:w="0" w:type="dxa"/>
-              <w:left w:w="0" w:type="dxa"/>
-              <w:right w:w="0" w:type="dxa"/>
-            </w:tcMar>
-            <w:vAlign w:val="top"/>
-          </w:tcPr>
-          <w:p>
-            <w:pPr>
-              <w:pStyle w:val="Normal"/>
-              <w:jc w:val="center"/>
-              <w:pBdr>
-                <w:bottom w:val="none" w:sz="0" w:space="0" w:color="000000"/>
-                <w:top w:val="none" w:sz="0" w:space="0" w:color="000000"/>
-                <w:left w:val="none" w:sz="0" w:space="0" w:color="000000"/>
-                <w:right w:val="none" w:sz="0" w:space="0" w:color="000000"/>
-              </w:pBdr>
-              <w:spacing w:after="100" w:before="100" w:line="240"/>
-              <w:ind w:left="100" w:right="100" w:firstLine="0" w:firstLineChars="0"/>
-              <w:rPr>
-                <w:rFonts w:ascii="Helvetica" w:hAnsi="Helvetica" w:eastAsia="Helvetica" w:cs="Helvetica"/>
-                <w:i w:val="false"/>
-                <w:b w:val="false"/>
-                <w:u w:val="none"/>
-                <w:sz w:val="22"/>
-                <w:szCs w:val="22"/>
-                <w:color w:val="000000"/>
-              </w:rPr>
-            </w:pPr>
-            <w:r>
-              <w:rPr>
-                <w:rFonts w:ascii="Helvetica" w:hAnsi="Helvetica" w:eastAsia="Helvetica" w:cs="Helvetica"/>
-                <w:i w:val="false"/>
-                <w:b w:val="false"/>
-                <w:u w:val="none"/>
-                <w:sz w:val="22"/>
-                <w:szCs w:val="22"/>
-                <w:color w:val="000000"/>
-              </w:rPr>
-              <w:t xml:space="preserve">0.25, 355</w:t>
-            </w:r>
-          </w:p>
-        </w:tc>
-        <w:tc>
-          <w:tcPr>
-            <w:tcBorders>
-              <w:bottom w:val="none" w:sz="0" w:space="0" w:color="000000"/>
-              <w:top w:val="none" w:sz="0" w:space="0" w:color="000000"/>
-              <w:left w:val="none" w:sz="0" w:space="0" w:color="000000"/>
-              <w:right w:val="none" w:sz="0" w:space="0" w:color="000000"/>
-            </w:tcBorders>
-            <w:shd w:val="clear" w:color="auto" w:fill="FFFFFF"/>
-            <w:tcMar>
-              <w:top w:w="0" w:type="dxa"/>
-              <w:bottom w:w="0" w:type="dxa"/>
-              <w:left w:w="0" w:type="dxa"/>
-              <w:right w:w="0" w:type="dxa"/>
-            </w:tcMar>
-            <w:vAlign w:val="top"/>
-          </w:tcPr>
-          <w:p>
-            <w:pPr>
-              <w:pStyle w:val="Normal"/>
-              <w:jc w:val="center"/>
-              <w:pBdr>
-                <w:bottom w:val="none" w:sz="0" w:space="0" w:color="000000"/>
-                <w:top w:val="none" w:sz="0" w:space="0" w:color="000000"/>
-                <w:left w:val="none" w:sz="0" w:space="0" w:color="000000"/>
-                <w:right w:val="none" w:sz="0" w:space="0" w:color="000000"/>
-              </w:pBdr>
-              <w:spacing w:after="100" w:before="100" w:line="240"/>
-              <w:ind w:left="100" w:right="100" w:firstLine="0" w:firstLineChars="0"/>
-              <w:rPr>
-                <w:rFonts w:ascii="Helvetica" w:hAnsi="Helvetica" w:eastAsia="Helvetica" w:cs="Helvetica"/>
-                <w:i w:val="false"/>
-                <w:b w:val="false"/>
-                <w:u w:val="none"/>
-                <w:sz w:val="22"/>
-                <w:szCs w:val="22"/>
-                <w:color w:val="000000"/>
-              </w:rPr>
-            </w:pPr>
-            <w:r>
-              <w:rPr>
-                <w:rFonts w:ascii="Helvetica" w:hAnsi="Helvetica" w:eastAsia="Helvetica" w:cs="Helvetica"/>
-                <w:i w:val="false"/>
-                <w:b w:val="false"/>
-                <w:u w:val="none"/>
-                <w:sz w:val="22"/>
-                <w:szCs w:val="22"/>
-                <w:color w:val="000000"/>
-              </w:rPr>
-              <w:t xml:space="preserve">0.220</w:t>
+              <w:t xml:space="preserve">10.5</w:t>
+            </w:r>
+          </w:p>
+        </w:tc>
+        <w:tc>
+          <w:tcPr>
+            <w:tcBorders>
+              <w:bottom w:val="none" w:sz="0" w:space="0" w:color="000000"/>
+              <w:top w:val="none" w:sz="0" w:space="0" w:color="000000"/>
+              <w:left w:val="none" w:sz="0" w:space="0" w:color="000000"/>
+              <w:right w:val="none" w:sz="0" w:space="0" w:color="000000"/>
+            </w:tcBorders>
+            <w:shd w:val="clear" w:color="auto" w:fill="FFFFFF"/>
+            <w:tcMar>
+              <w:top w:w="0" w:type="dxa"/>
+              <w:bottom w:w="0" w:type="dxa"/>
+              <w:left w:w="0" w:type="dxa"/>
+              <w:right w:w="0" w:type="dxa"/>
+            </w:tcMar>
+            <w:vAlign w:val="top"/>
+          </w:tcPr>
+          <w:p>
+            <w:pPr>
+              <w:pStyle w:val="Normal"/>
+              <w:jc w:val="center"/>
+              <w:pBdr>
+                <w:bottom w:val="none" w:sz="0" w:space="0" w:color="000000"/>
+                <w:top w:val="none" w:sz="0" w:space="0" w:color="000000"/>
+                <w:left w:val="none" w:sz="0" w:space="0" w:color="000000"/>
+                <w:right w:val="none" w:sz="0" w:space="0" w:color="000000"/>
+              </w:pBdr>
+              <w:spacing w:after="100" w:before="100" w:line="240"/>
+              <w:ind w:left="100" w:right="100" w:firstLine="0" w:firstLineChars="0"/>
+              <w:rPr>
+                <w:rFonts w:ascii="Helvetica" w:hAnsi="Helvetica" w:eastAsia="Helvetica" w:cs="Helvetica"/>
+                <w:i w:val="false"/>
+                <w:b w:val="false"/>
+                <w:u w:val="none"/>
+                <w:sz w:val="22"/>
+                <w:szCs w:val="22"/>
+                <w:color w:val="000000"/>
+              </w:rPr>
+            </w:pPr>
+            <w:r>
+              <w:rPr>
+                <w:rFonts w:ascii="Helvetica" w:hAnsi="Helvetica" w:eastAsia="Helvetica" w:cs="Helvetica"/>
+                <w:i w:val="false"/>
+                <w:b w:val="false"/>
+                <w:u w:val="none"/>
+                <w:sz w:val="22"/>
+                <w:szCs w:val="22"/>
+                <w:color w:val="000000"/>
+              </w:rPr>
+              <w:t xml:space="preserve">0.27, 415</w:t>
+            </w:r>
+          </w:p>
+        </w:tc>
+        <w:tc>
+          <w:tcPr>
+            <w:tcBorders>
+              <w:bottom w:val="none" w:sz="0" w:space="0" w:color="000000"/>
+              <w:top w:val="none" w:sz="0" w:space="0" w:color="000000"/>
+              <w:left w:val="none" w:sz="0" w:space="0" w:color="000000"/>
+              <w:right w:val="none" w:sz="0" w:space="0" w:color="000000"/>
+            </w:tcBorders>
+            <w:shd w:val="clear" w:color="auto" w:fill="FFFFFF"/>
+            <w:tcMar>
+              <w:top w:w="0" w:type="dxa"/>
+              <w:bottom w:w="0" w:type="dxa"/>
+              <w:left w:w="0" w:type="dxa"/>
+              <w:right w:w="0" w:type="dxa"/>
+            </w:tcMar>
+            <w:vAlign w:val="top"/>
+          </w:tcPr>
+          <w:p>
+            <w:pPr>
+              <w:pStyle w:val="Normal"/>
+              <w:jc w:val="center"/>
+              <w:pBdr>
+                <w:bottom w:val="none" w:sz="0" w:space="0" w:color="000000"/>
+                <w:top w:val="none" w:sz="0" w:space="0" w:color="000000"/>
+                <w:left w:val="none" w:sz="0" w:space="0" w:color="000000"/>
+                <w:right w:val="none" w:sz="0" w:space="0" w:color="000000"/>
+              </w:pBdr>
+              <w:spacing w:after="100" w:before="100" w:line="240"/>
+              <w:ind w:left="100" w:right="100" w:firstLine="0" w:firstLineChars="0"/>
+              <w:rPr>
+                <w:rFonts w:ascii="Helvetica" w:hAnsi="Helvetica" w:eastAsia="Helvetica" w:cs="Helvetica"/>
+                <w:i w:val="false"/>
+                <w:b w:val="false"/>
+                <w:u w:val="none"/>
+                <w:sz w:val="22"/>
+                <w:szCs w:val="22"/>
+                <w:color w:val="000000"/>
+              </w:rPr>
+            </w:pPr>
+            <w:r>
+              <w:rPr>
+                <w:rFonts w:ascii="Helvetica" w:hAnsi="Helvetica" w:eastAsia="Helvetica" w:cs="Helvetica"/>
+                <w:i w:val="false"/>
+                <w:b w:val="false"/>
+                <w:u w:val="none"/>
+                <w:sz w:val="22"/>
+                <w:szCs w:val="22"/>
+                <w:color w:val="000000"/>
+              </w:rPr>
+              <w:t xml:space="preserve">0.210</w:t>
             </w:r>
           </w:p>
         </w:tc>
@@ -12695,113 +12695,113 @@
                 <w:szCs w:val="22"/>
                 <w:color w:val="000000"/>
               </w:rPr>
-              <w:t xml:space="preserve">0.90</w:t>
-            </w:r>
-          </w:p>
-        </w:tc>
-        <w:tc>
-          <w:tcPr>
-            <w:tcBorders>
-              <w:bottom w:val="none" w:sz="0" w:space="0" w:color="000000"/>
-              <w:top w:val="none" w:sz="0" w:space="0" w:color="000000"/>
-              <w:left w:val="none" w:sz="0" w:space="0" w:color="000000"/>
-              <w:right w:val="none" w:sz="0" w:space="0" w:color="000000"/>
-            </w:tcBorders>
-            <w:shd w:val="clear" w:color="auto" w:fill="FFFFFF"/>
-            <w:tcMar>
-              <w:top w:w="0" w:type="dxa"/>
-              <w:bottom w:w="0" w:type="dxa"/>
-              <w:left w:w="0" w:type="dxa"/>
-              <w:right w:w="0" w:type="dxa"/>
-            </w:tcMar>
-            <w:vAlign w:val="top"/>
-          </w:tcPr>
-          <w:p>
-            <w:pPr>
-              <w:pStyle w:val="Normal"/>
-              <w:jc w:val="center"/>
-              <w:pBdr>
-                <w:bottom w:val="none" w:sz="0" w:space="0" w:color="000000"/>
-                <w:top w:val="none" w:sz="0" w:space="0" w:color="000000"/>
-                <w:left w:val="none" w:sz="0" w:space="0" w:color="000000"/>
-                <w:right w:val="none" w:sz="0" w:space="0" w:color="000000"/>
-              </w:pBdr>
-              <w:spacing w:after="100" w:before="100" w:line="240"/>
-              <w:ind w:left="100" w:right="100" w:firstLine="0" w:firstLineChars="0"/>
-              <w:rPr>
-                <w:rFonts w:ascii="Helvetica" w:hAnsi="Helvetica" w:eastAsia="Helvetica" w:cs="Helvetica"/>
-                <w:i w:val="false"/>
-                <w:b w:val="false"/>
-                <w:u w:val="none"/>
-                <w:sz w:val="22"/>
-                <w:szCs w:val="22"/>
-                <w:color w:val="000000"/>
-              </w:rPr>
-            </w:pPr>
-            <w:r>
-              <w:rPr>
-                <w:rFonts w:ascii="Helvetica" w:hAnsi="Helvetica" w:eastAsia="Helvetica" w:cs="Helvetica"/>
-                <w:i w:val="false"/>
-                <w:b w:val="false"/>
-                <w:u w:val="none"/>
-                <w:sz w:val="22"/>
-                <w:szCs w:val="22"/>
-                <w:color w:val="000000"/>
-              </w:rPr>
-              <w:t xml:space="preserve">0.05, 15.5</w:t>
-            </w:r>
-          </w:p>
-        </w:tc>
-        <w:tc>
-          <w:tcPr>
-            <w:tcBorders>
-              <w:bottom w:val="none" w:sz="0" w:space="0" w:color="000000"/>
-              <w:top w:val="none" w:sz="0" w:space="0" w:color="000000"/>
-              <w:left w:val="none" w:sz="0" w:space="0" w:color="000000"/>
-              <w:right w:val="none" w:sz="0" w:space="0" w:color="000000"/>
-            </w:tcBorders>
-            <w:shd w:val="clear" w:color="auto" w:fill="FFFFFF"/>
-            <w:tcMar>
-              <w:top w:w="0" w:type="dxa"/>
-              <w:bottom w:w="0" w:type="dxa"/>
-              <w:left w:w="0" w:type="dxa"/>
-              <w:right w:w="0" w:type="dxa"/>
-            </w:tcMar>
-            <w:vAlign w:val="top"/>
-          </w:tcPr>
-          <w:p>
-            <w:pPr>
-              <w:pStyle w:val="Normal"/>
-              <w:jc w:val="center"/>
-              <w:pBdr>
-                <w:bottom w:val="none" w:sz="0" w:space="0" w:color="000000"/>
-                <w:top w:val="none" w:sz="0" w:space="0" w:color="000000"/>
-                <w:left w:val="none" w:sz="0" w:space="0" w:color="000000"/>
-                <w:right w:val="none" w:sz="0" w:space="0" w:color="000000"/>
-              </w:pBdr>
-              <w:spacing w:after="100" w:before="100" w:line="240"/>
-              <w:ind w:left="100" w:right="100" w:firstLine="0" w:firstLineChars="0"/>
-              <w:rPr>
-                <w:rFonts w:ascii="Helvetica" w:hAnsi="Helvetica" w:eastAsia="Helvetica" w:cs="Helvetica"/>
-                <w:i w:val="false"/>
-                <w:b w:val="false"/>
-                <w:u w:val="none"/>
-                <w:sz w:val="22"/>
-                <w:szCs w:val="22"/>
-                <w:color w:val="000000"/>
-              </w:rPr>
-            </w:pPr>
-            <w:r>
-              <w:rPr>
-                <w:rFonts w:ascii="Helvetica" w:hAnsi="Helvetica" w:eastAsia="Helvetica" w:cs="Helvetica"/>
-                <w:i w:val="false"/>
-                <w:b w:val="false"/>
-                <w:u w:val="none"/>
-                <w:sz w:val="22"/>
-                <w:szCs w:val="22"/>
-                <w:color w:val="000000"/>
-              </w:rPr>
-              <w:t xml:space="preserve">0.940</w:t>
+              <w:t xml:space="preserve">0.87</w:t>
+            </w:r>
+          </w:p>
+        </w:tc>
+        <w:tc>
+          <w:tcPr>
+            <w:tcBorders>
+              <w:bottom w:val="none" w:sz="0" w:space="0" w:color="000000"/>
+              <w:top w:val="none" w:sz="0" w:space="0" w:color="000000"/>
+              <w:left w:val="none" w:sz="0" w:space="0" w:color="000000"/>
+              <w:right w:val="none" w:sz="0" w:space="0" w:color="000000"/>
+            </w:tcBorders>
+            <w:shd w:val="clear" w:color="auto" w:fill="FFFFFF"/>
+            <w:tcMar>
+              <w:top w:w="0" w:type="dxa"/>
+              <w:bottom w:w="0" w:type="dxa"/>
+              <w:left w:w="0" w:type="dxa"/>
+              <w:right w:w="0" w:type="dxa"/>
+            </w:tcMar>
+            <w:vAlign w:val="top"/>
+          </w:tcPr>
+          <w:p>
+            <w:pPr>
+              <w:pStyle w:val="Normal"/>
+              <w:jc w:val="center"/>
+              <w:pBdr>
+                <w:bottom w:val="none" w:sz="0" w:space="0" w:color="000000"/>
+                <w:top w:val="none" w:sz="0" w:space="0" w:color="000000"/>
+                <w:left w:val="none" w:sz="0" w:space="0" w:color="000000"/>
+                <w:right w:val="none" w:sz="0" w:space="0" w:color="000000"/>
+              </w:pBdr>
+              <w:spacing w:after="100" w:before="100" w:line="240"/>
+              <w:ind w:left="100" w:right="100" w:firstLine="0" w:firstLineChars="0"/>
+              <w:rPr>
+                <w:rFonts w:ascii="Helvetica" w:hAnsi="Helvetica" w:eastAsia="Helvetica" w:cs="Helvetica"/>
+                <w:i w:val="false"/>
+                <w:b w:val="false"/>
+                <w:u w:val="none"/>
+                <w:sz w:val="22"/>
+                <w:szCs w:val="22"/>
+                <w:color w:val="000000"/>
+              </w:rPr>
+            </w:pPr>
+            <w:r>
+              <w:rPr>
+                <w:rFonts w:ascii="Helvetica" w:hAnsi="Helvetica" w:eastAsia="Helvetica" w:cs="Helvetica"/>
+                <w:i w:val="false"/>
+                <w:b w:val="false"/>
+                <w:u w:val="none"/>
+                <w:sz w:val="22"/>
+                <w:szCs w:val="22"/>
+                <w:color w:val="000000"/>
+              </w:rPr>
+              <w:t xml:space="preserve">0.06, 12.4</w:t>
+            </w:r>
+          </w:p>
+        </w:tc>
+        <w:tc>
+          <w:tcPr>
+            <w:tcBorders>
+              <w:bottom w:val="none" w:sz="0" w:space="0" w:color="000000"/>
+              <w:top w:val="none" w:sz="0" w:space="0" w:color="000000"/>
+              <w:left w:val="none" w:sz="0" w:space="0" w:color="000000"/>
+              <w:right w:val="none" w:sz="0" w:space="0" w:color="000000"/>
+            </w:tcBorders>
+            <w:shd w:val="clear" w:color="auto" w:fill="FFFFFF"/>
+            <w:tcMar>
+              <w:top w:w="0" w:type="dxa"/>
+              <w:bottom w:w="0" w:type="dxa"/>
+              <w:left w:w="0" w:type="dxa"/>
+              <w:right w:w="0" w:type="dxa"/>
+            </w:tcMar>
+            <w:vAlign w:val="top"/>
+          </w:tcPr>
+          <w:p>
+            <w:pPr>
+              <w:pStyle w:val="Normal"/>
+              <w:jc w:val="center"/>
+              <w:pBdr>
+                <w:bottom w:val="none" w:sz="0" w:space="0" w:color="000000"/>
+                <w:top w:val="none" w:sz="0" w:space="0" w:color="000000"/>
+                <w:left w:val="none" w:sz="0" w:space="0" w:color="000000"/>
+                <w:right w:val="none" w:sz="0" w:space="0" w:color="000000"/>
+              </w:pBdr>
+              <w:spacing w:after="100" w:before="100" w:line="240"/>
+              <w:ind w:left="100" w:right="100" w:firstLine="0" w:firstLineChars="0"/>
+              <w:rPr>
+                <w:rFonts w:ascii="Helvetica" w:hAnsi="Helvetica" w:eastAsia="Helvetica" w:cs="Helvetica"/>
+                <w:i w:val="false"/>
+                <w:b w:val="false"/>
+                <w:u w:val="none"/>
+                <w:sz w:val="22"/>
+                <w:szCs w:val="22"/>
+                <w:color w:val="000000"/>
+              </w:rPr>
+            </w:pPr>
+            <w:r>
+              <w:rPr>
+                <w:rFonts w:ascii="Helvetica" w:hAnsi="Helvetica" w:eastAsia="Helvetica" w:cs="Helvetica"/>
+                <w:i w:val="false"/>
+                <w:b w:val="false"/>
+                <w:u w:val="none"/>
+                <w:sz w:val="22"/>
+                <w:szCs w:val="22"/>
+                <w:color w:val="000000"/>
+              </w:rPr>
+              <w:t xml:space="preserve">0.920</w:t>
             </w:r>
           </w:p>
         </w:tc>
@@ -13231,60 +13231,60 @@
                 <w:szCs w:val="22"/>
                 <w:color w:val="000000"/>
               </w:rPr>
-              <w:t xml:space="preserve">0.92, 1.20</w:t>
-            </w:r>
-          </w:p>
-        </w:tc>
-        <w:tc>
-          <w:tcPr>
-            <w:tcBorders>
-              <w:bottom w:val="none" w:sz="0" w:space="0" w:color="000000"/>
-              <w:top w:val="none" w:sz="0" w:space="0" w:color="000000"/>
-              <w:left w:val="none" w:sz="0" w:space="0" w:color="000000"/>
-              <w:right w:val="none" w:sz="0" w:space="0" w:color="000000"/>
-            </w:tcBorders>
-            <w:shd w:val="clear" w:color="auto" w:fill="FFFFFF"/>
-            <w:tcMar>
-              <w:top w:w="0" w:type="dxa"/>
-              <w:bottom w:w="0" w:type="dxa"/>
-              <w:left w:w="0" w:type="dxa"/>
-              <w:right w:w="0" w:type="dxa"/>
-            </w:tcMar>
-            <w:vAlign w:val="top"/>
-          </w:tcPr>
-          <w:p>
-            <w:pPr>
-              <w:pStyle w:val="Normal"/>
-              <w:jc w:val="center"/>
-              <w:pBdr>
-                <w:bottom w:val="none" w:sz="0" w:space="0" w:color="000000"/>
-                <w:top w:val="none" w:sz="0" w:space="0" w:color="000000"/>
-                <w:left w:val="none" w:sz="0" w:space="0" w:color="000000"/>
-                <w:right w:val="none" w:sz="0" w:space="0" w:color="000000"/>
-              </w:pBdr>
-              <w:spacing w:after="100" w:before="100" w:line="240"/>
-              <w:ind w:left="100" w:right="100" w:firstLine="0" w:firstLineChars="0"/>
-              <w:rPr>
-                <w:rFonts w:ascii="Helvetica" w:hAnsi="Helvetica" w:eastAsia="Helvetica" w:cs="Helvetica"/>
-                <w:i w:val="false"/>
-                <w:b w:val="false"/>
-                <w:u w:val="none"/>
-                <w:sz w:val="22"/>
-                <w:szCs w:val="22"/>
-                <w:color w:val="000000"/>
-              </w:rPr>
-            </w:pPr>
-            <w:r>
-              <w:rPr>
-                <w:rFonts w:ascii="Helvetica" w:hAnsi="Helvetica" w:eastAsia="Helvetica" w:cs="Helvetica"/>
-                <w:i w:val="false"/>
-                <w:b w:val="false"/>
-                <w:u w:val="none"/>
-                <w:sz w:val="22"/>
-                <w:szCs w:val="22"/>
-                <w:color w:val="000000"/>
-              </w:rPr>
-              <w:t xml:space="preserve">0.480</w:t>
+              <w:t xml:space="preserve">0.92, 1.19</w:t>
+            </w:r>
+          </w:p>
+        </w:tc>
+        <w:tc>
+          <w:tcPr>
+            <w:tcBorders>
+              <w:bottom w:val="none" w:sz="0" w:space="0" w:color="000000"/>
+              <w:top w:val="none" w:sz="0" w:space="0" w:color="000000"/>
+              <w:left w:val="none" w:sz="0" w:space="0" w:color="000000"/>
+              <w:right w:val="none" w:sz="0" w:space="0" w:color="000000"/>
+            </w:tcBorders>
+            <w:shd w:val="clear" w:color="auto" w:fill="FFFFFF"/>
+            <w:tcMar>
+              <w:top w:w="0" w:type="dxa"/>
+              <w:bottom w:w="0" w:type="dxa"/>
+              <w:left w:w="0" w:type="dxa"/>
+              <w:right w:w="0" w:type="dxa"/>
+            </w:tcMar>
+            <w:vAlign w:val="top"/>
+          </w:tcPr>
+          <w:p>
+            <w:pPr>
+              <w:pStyle w:val="Normal"/>
+              <w:jc w:val="center"/>
+              <w:pBdr>
+                <w:bottom w:val="none" w:sz="0" w:space="0" w:color="000000"/>
+                <w:top w:val="none" w:sz="0" w:space="0" w:color="000000"/>
+                <w:left w:val="none" w:sz="0" w:space="0" w:color="000000"/>
+                <w:right w:val="none" w:sz="0" w:space="0" w:color="000000"/>
+              </w:pBdr>
+              <w:spacing w:after="100" w:before="100" w:line="240"/>
+              <w:ind w:left="100" w:right="100" w:firstLine="0" w:firstLineChars="0"/>
+              <w:rPr>
+                <w:rFonts w:ascii="Helvetica" w:hAnsi="Helvetica" w:eastAsia="Helvetica" w:cs="Helvetica"/>
+                <w:i w:val="false"/>
+                <w:b w:val="false"/>
+                <w:u w:val="none"/>
+                <w:sz w:val="22"/>
+                <w:szCs w:val="22"/>
+                <w:color w:val="000000"/>
+              </w:rPr>
+            </w:pPr>
+            <w:r>
+              <w:rPr>
+                <w:rFonts w:ascii="Helvetica" w:hAnsi="Helvetica" w:eastAsia="Helvetica" w:cs="Helvetica"/>
+                <w:i w:val="false"/>
+                <w:b w:val="false"/>
+                <w:u w:val="none"/>
+                <w:sz w:val="22"/>
+                <w:szCs w:val="22"/>
+                <w:color w:val="000000"/>
+              </w:rPr>
+              <w:t xml:space="preserve">0.470</w:t>
             </w:r>
           </w:p>
         </w:tc>
@@ -13661,113 +13661,113 @@
                 <w:szCs w:val="22"/>
                 <w:color w:val="000000"/>
               </w:rPr>
-              <w:t xml:space="preserve">0.22</w:t>
-            </w:r>
-          </w:p>
-        </w:tc>
-        <w:tc>
-          <w:tcPr>
-            <w:tcBorders>
-              <w:bottom w:val="none" w:sz="0" w:space="0" w:color="000000"/>
-              <w:top w:val="none" w:sz="0" w:space="0" w:color="000000"/>
-              <w:left w:val="none" w:sz="0" w:space="0" w:color="000000"/>
-              <w:right w:val="none" w:sz="0" w:space="0" w:color="000000"/>
-            </w:tcBorders>
-            <w:shd w:val="clear" w:color="auto" w:fill="FFFFFF"/>
-            <w:tcMar>
-              <w:top w:w="0" w:type="dxa"/>
-              <w:bottom w:w="0" w:type="dxa"/>
-              <w:left w:w="0" w:type="dxa"/>
-              <w:right w:w="0" w:type="dxa"/>
-            </w:tcMar>
-            <w:vAlign w:val="top"/>
-          </w:tcPr>
-          <w:p>
-            <w:pPr>
-              <w:pStyle w:val="Normal"/>
-              <w:jc w:val="center"/>
-              <w:pBdr>
-                <w:bottom w:val="none" w:sz="0" w:space="0" w:color="000000"/>
-                <w:top w:val="none" w:sz="0" w:space="0" w:color="000000"/>
-                <w:left w:val="none" w:sz="0" w:space="0" w:color="000000"/>
-                <w:right w:val="none" w:sz="0" w:space="0" w:color="000000"/>
-              </w:pBdr>
-              <w:spacing w:after="100" w:before="100" w:line="240"/>
-              <w:ind w:left="100" w:right="100" w:firstLine="0" w:firstLineChars="0"/>
-              <w:rPr>
-                <w:rFonts w:ascii="Helvetica" w:hAnsi="Helvetica" w:eastAsia="Helvetica" w:cs="Helvetica"/>
-                <w:i w:val="false"/>
-                <w:b w:val="false"/>
-                <w:u w:val="none"/>
-                <w:sz w:val="22"/>
-                <w:szCs w:val="22"/>
-                <w:color w:val="000000"/>
-              </w:rPr>
-            </w:pPr>
-            <w:r>
-              <w:rPr>
-                <w:rFonts w:ascii="Helvetica" w:hAnsi="Helvetica" w:eastAsia="Helvetica" w:cs="Helvetica"/>
-                <w:i w:val="false"/>
-                <w:b w:val="false"/>
-                <w:u w:val="none"/>
-                <w:sz w:val="22"/>
-                <w:szCs w:val="22"/>
-                <w:color w:val="000000"/>
-              </w:rPr>
-              <w:t xml:space="preserve">0.02, 1.93</w:t>
-            </w:r>
-          </w:p>
-        </w:tc>
-        <w:tc>
-          <w:tcPr>
-            <w:tcBorders>
-              <w:bottom w:val="none" w:sz="0" w:space="0" w:color="000000"/>
-              <w:top w:val="none" w:sz="0" w:space="0" w:color="000000"/>
-              <w:left w:val="none" w:sz="0" w:space="0" w:color="000000"/>
-              <w:right w:val="none" w:sz="0" w:space="0" w:color="000000"/>
-            </w:tcBorders>
-            <w:shd w:val="clear" w:color="auto" w:fill="FFFFFF"/>
-            <w:tcMar>
-              <w:top w:w="0" w:type="dxa"/>
-              <w:bottom w:w="0" w:type="dxa"/>
-              <w:left w:w="0" w:type="dxa"/>
-              <w:right w:w="0" w:type="dxa"/>
-            </w:tcMar>
-            <w:vAlign w:val="top"/>
-          </w:tcPr>
-          <w:p>
-            <w:pPr>
-              <w:pStyle w:val="Normal"/>
-              <w:jc w:val="center"/>
-              <w:pBdr>
-                <w:bottom w:val="none" w:sz="0" w:space="0" w:color="000000"/>
-                <w:top w:val="none" w:sz="0" w:space="0" w:color="000000"/>
-                <w:left w:val="none" w:sz="0" w:space="0" w:color="000000"/>
-                <w:right w:val="none" w:sz="0" w:space="0" w:color="000000"/>
-              </w:pBdr>
-              <w:spacing w:after="100" w:before="100" w:line="240"/>
-              <w:ind w:left="100" w:right="100" w:firstLine="0" w:firstLineChars="0"/>
-              <w:rPr>
-                <w:rFonts w:ascii="Helvetica" w:hAnsi="Helvetica" w:eastAsia="Helvetica" w:cs="Helvetica"/>
-                <w:i w:val="false"/>
-                <w:b w:val="false"/>
-                <w:u w:val="none"/>
-                <w:sz w:val="22"/>
-                <w:szCs w:val="22"/>
-                <w:color w:val="000000"/>
-              </w:rPr>
-            </w:pPr>
-            <w:r>
-              <w:rPr>
-                <w:rFonts w:ascii="Helvetica" w:hAnsi="Helvetica" w:eastAsia="Helvetica" w:cs="Helvetica"/>
-                <w:i w:val="false"/>
-                <w:b w:val="false"/>
-                <w:u w:val="none"/>
-                <w:sz w:val="22"/>
-                <w:szCs w:val="22"/>
-                <w:color w:val="000000"/>
-              </w:rPr>
-              <w:t xml:space="preserve">0.170</w:t>
+              <w:t xml:space="preserve">0.24</w:t>
+            </w:r>
+          </w:p>
+        </w:tc>
+        <w:tc>
+          <w:tcPr>
+            <w:tcBorders>
+              <w:bottom w:val="none" w:sz="0" w:space="0" w:color="000000"/>
+              <w:top w:val="none" w:sz="0" w:space="0" w:color="000000"/>
+              <w:left w:val="none" w:sz="0" w:space="0" w:color="000000"/>
+              <w:right w:val="none" w:sz="0" w:space="0" w:color="000000"/>
+            </w:tcBorders>
+            <w:shd w:val="clear" w:color="auto" w:fill="FFFFFF"/>
+            <w:tcMar>
+              <w:top w:w="0" w:type="dxa"/>
+              <w:bottom w:w="0" w:type="dxa"/>
+              <w:left w:w="0" w:type="dxa"/>
+              <w:right w:w="0" w:type="dxa"/>
+            </w:tcMar>
+            <w:vAlign w:val="top"/>
+          </w:tcPr>
+          <w:p>
+            <w:pPr>
+              <w:pStyle w:val="Normal"/>
+              <w:jc w:val="center"/>
+              <w:pBdr>
+                <w:bottom w:val="none" w:sz="0" w:space="0" w:color="000000"/>
+                <w:top w:val="none" w:sz="0" w:space="0" w:color="000000"/>
+                <w:left w:val="none" w:sz="0" w:space="0" w:color="000000"/>
+                <w:right w:val="none" w:sz="0" w:space="0" w:color="000000"/>
+              </w:pBdr>
+              <w:spacing w:after="100" w:before="100" w:line="240"/>
+              <w:ind w:left="100" w:right="100" w:firstLine="0" w:firstLineChars="0"/>
+              <w:rPr>
+                <w:rFonts w:ascii="Helvetica" w:hAnsi="Helvetica" w:eastAsia="Helvetica" w:cs="Helvetica"/>
+                <w:i w:val="false"/>
+                <w:b w:val="false"/>
+                <w:u w:val="none"/>
+                <w:sz w:val="22"/>
+                <w:szCs w:val="22"/>
+                <w:color w:val="000000"/>
+              </w:rPr>
+            </w:pPr>
+            <w:r>
+              <w:rPr>
+                <w:rFonts w:ascii="Helvetica" w:hAnsi="Helvetica" w:eastAsia="Helvetica" w:cs="Helvetica"/>
+                <w:i w:val="false"/>
+                <w:b w:val="false"/>
+                <w:u w:val="none"/>
+                <w:sz w:val="22"/>
+                <w:szCs w:val="22"/>
+                <w:color w:val="000000"/>
+              </w:rPr>
+              <w:t xml:space="preserve">0.04, 1.49</w:t>
+            </w:r>
+          </w:p>
+        </w:tc>
+        <w:tc>
+          <w:tcPr>
+            <w:tcBorders>
+              <w:bottom w:val="none" w:sz="0" w:space="0" w:color="000000"/>
+              <w:top w:val="none" w:sz="0" w:space="0" w:color="000000"/>
+              <w:left w:val="none" w:sz="0" w:space="0" w:color="000000"/>
+              <w:right w:val="none" w:sz="0" w:space="0" w:color="000000"/>
+            </w:tcBorders>
+            <w:shd w:val="clear" w:color="auto" w:fill="FFFFFF"/>
+            <w:tcMar>
+              <w:top w:w="0" w:type="dxa"/>
+              <w:bottom w:w="0" w:type="dxa"/>
+              <w:left w:w="0" w:type="dxa"/>
+              <w:right w:w="0" w:type="dxa"/>
+            </w:tcMar>
+            <w:vAlign w:val="top"/>
+          </w:tcPr>
+          <w:p>
+            <w:pPr>
+              <w:pStyle w:val="Normal"/>
+              <w:jc w:val="center"/>
+              <w:pBdr>
+                <w:bottom w:val="none" w:sz="0" w:space="0" w:color="000000"/>
+                <w:top w:val="none" w:sz="0" w:space="0" w:color="000000"/>
+                <w:left w:val="none" w:sz="0" w:space="0" w:color="000000"/>
+                <w:right w:val="none" w:sz="0" w:space="0" w:color="000000"/>
+              </w:pBdr>
+              <w:spacing w:after="100" w:before="100" w:line="240"/>
+              <w:ind w:left="100" w:right="100" w:firstLine="0" w:firstLineChars="0"/>
+              <w:rPr>
+                <w:rFonts w:ascii="Helvetica" w:hAnsi="Helvetica" w:eastAsia="Helvetica" w:cs="Helvetica"/>
+                <w:i w:val="false"/>
+                <w:b w:val="false"/>
+                <w:u w:val="none"/>
+                <w:sz w:val="22"/>
+                <w:szCs w:val="22"/>
+                <w:color w:val="000000"/>
+              </w:rPr>
+            </w:pPr>
+            <w:r>
+              <w:rPr>
+                <w:rFonts w:ascii="Helvetica" w:hAnsi="Helvetica" w:eastAsia="Helvetica" w:cs="Helvetica"/>
+                <w:i w:val="false"/>
+                <w:b w:val="false"/>
+                <w:u w:val="none"/>
+                <w:sz w:val="22"/>
+                <w:szCs w:val="22"/>
+                <w:color w:val="000000"/>
+              </w:rPr>
+              <w:t xml:space="preserve">0.130</w:t>
             </w:r>
           </w:p>
         </w:tc>
@@ -14144,113 +14144,113 @@
                 <w:szCs w:val="22"/>
                 <w:color w:val="000000"/>
               </w:rPr>
-              <w:t xml:space="preserve">0.13</w:t>
-            </w:r>
-          </w:p>
-        </w:tc>
-        <w:tc>
-          <w:tcPr>
-            <w:tcBorders>
-              <w:bottom w:val="none" w:sz="0" w:space="0" w:color="000000"/>
-              <w:top w:val="none" w:sz="0" w:space="0" w:color="000000"/>
-              <w:left w:val="none" w:sz="0" w:space="0" w:color="000000"/>
-              <w:right w:val="none" w:sz="0" w:space="0" w:color="000000"/>
-            </w:tcBorders>
-            <w:shd w:val="clear" w:color="auto" w:fill="FFFFFF"/>
-            <w:tcMar>
-              <w:top w:w="0" w:type="dxa"/>
-              <w:bottom w:w="0" w:type="dxa"/>
-              <w:left w:w="0" w:type="dxa"/>
-              <w:right w:w="0" w:type="dxa"/>
-            </w:tcMar>
-            <w:vAlign w:val="top"/>
-          </w:tcPr>
-          <w:p>
-            <w:pPr>
-              <w:pStyle w:val="Normal"/>
-              <w:jc w:val="center"/>
-              <w:pBdr>
-                <w:bottom w:val="none" w:sz="0" w:space="0" w:color="000000"/>
-                <w:top w:val="none" w:sz="0" w:space="0" w:color="000000"/>
-                <w:left w:val="none" w:sz="0" w:space="0" w:color="000000"/>
-                <w:right w:val="none" w:sz="0" w:space="0" w:color="000000"/>
-              </w:pBdr>
-              <w:spacing w:after="100" w:before="100" w:line="240"/>
-              <w:ind w:left="100" w:right="100" w:firstLine="0" w:firstLineChars="0"/>
-              <w:rPr>
-                <w:rFonts w:ascii="Helvetica" w:hAnsi="Helvetica" w:eastAsia="Helvetica" w:cs="Helvetica"/>
-                <w:i w:val="false"/>
-                <w:b w:val="false"/>
-                <w:u w:val="none"/>
-                <w:sz w:val="22"/>
-                <w:szCs w:val="22"/>
-                <w:color w:val="000000"/>
-              </w:rPr>
-            </w:pPr>
-            <w:r>
-              <w:rPr>
-                <w:rFonts w:ascii="Helvetica" w:hAnsi="Helvetica" w:eastAsia="Helvetica" w:cs="Helvetica"/>
-                <w:i w:val="false"/>
-                <w:b w:val="false"/>
-                <w:u w:val="none"/>
-                <w:sz w:val="22"/>
-                <w:szCs w:val="22"/>
-                <w:color w:val="000000"/>
-              </w:rPr>
-              <w:t xml:space="preserve">0.00, 5.96</w:t>
-            </w:r>
-          </w:p>
-        </w:tc>
-        <w:tc>
-          <w:tcPr>
-            <w:tcBorders>
-              <w:bottom w:val="none" w:sz="0" w:space="0" w:color="000000"/>
-              <w:top w:val="none" w:sz="0" w:space="0" w:color="000000"/>
-              <w:left w:val="none" w:sz="0" w:space="0" w:color="000000"/>
-              <w:right w:val="none" w:sz="0" w:space="0" w:color="000000"/>
-            </w:tcBorders>
-            <w:shd w:val="clear" w:color="auto" w:fill="FFFFFF"/>
-            <w:tcMar>
-              <w:top w:w="0" w:type="dxa"/>
-              <w:bottom w:w="0" w:type="dxa"/>
-              <w:left w:w="0" w:type="dxa"/>
-              <w:right w:w="0" w:type="dxa"/>
-            </w:tcMar>
-            <w:vAlign w:val="top"/>
-          </w:tcPr>
-          <w:p>
-            <w:pPr>
-              <w:pStyle w:val="Normal"/>
-              <w:jc w:val="center"/>
-              <w:pBdr>
-                <w:bottom w:val="none" w:sz="0" w:space="0" w:color="000000"/>
-                <w:top w:val="none" w:sz="0" w:space="0" w:color="000000"/>
-                <w:left w:val="none" w:sz="0" w:space="0" w:color="000000"/>
-                <w:right w:val="none" w:sz="0" w:space="0" w:color="000000"/>
-              </w:pBdr>
-              <w:spacing w:after="100" w:before="100" w:line="240"/>
-              <w:ind w:left="100" w:right="100" w:firstLine="0" w:firstLineChars="0"/>
-              <w:rPr>
-                <w:rFonts w:ascii="Helvetica" w:hAnsi="Helvetica" w:eastAsia="Helvetica" w:cs="Helvetica"/>
-                <w:i w:val="false"/>
-                <w:b w:val="false"/>
-                <w:u w:val="none"/>
-                <w:sz w:val="22"/>
-                <w:szCs w:val="22"/>
-                <w:color w:val="000000"/>
-              </w:rPr>
-            </w:pPr>
-            <w:r>
-              <w:rPr>
-                <w:rFonts w:ascii="Helvetica" w:hAnsi="Helvetica" w:eastAsia="Helvetica" w:cs="Helvetica"/>
-                <w:i w:val="false"/>
-                <w:b w:val="false"/>
-                <w:u w:val="none"/>
-                <w:sz w:val="22"/>
-                <w:szCs w:val="22"/>
-                <w:color w:val="000000"/>
-              </w:rPr>
-              <w:t xml:space="preserve">0.300</w:t>
+              <w:t xml:space="preserve">0.21</w:t>
+            </w:r>
+          </w:p>
+        </w:tc>
+        <w:tc>
+          <w:tcPr>
+            <w:tcBorders>
+              <w:bottom w:val="none" w:sz="0" w:space="0" w:color="000000"/>
+              <w:top w:val="none" w:sz="0" w:space="0" w:color="000000"/>
+              <w:left w:val="none" w:sz="0" w:space="0" w:color="000000"/>
+              <w:right w:val="none" w:sz="0" w:space="0" w:color="000000"/>
+            </w:tcBorders>
+            <w:shd w:val="clear" w:color="auto" w:fill="FFFFFF"/>
+            <w:tcMar>
+              <w:top w:w="0" w:type="dxa"/>
+              <w:bottom w:w="0" w:type="dxa"/>
+              <w:left w:w="0" w:type="dxa"/>
+              <w:right w:w="0" w:type="dxa"/>
+            </w:tcMar>
+            <w:vAlign w:val="top"/>
+          </w:tcPr>
+          <w:p>
+            <w:pPr>
+              <w:pStyle w:val="Normal"/>
+              <w:jc w:val="center"/>
+              <w:pBdr>
+                <w:bottom w:val="none" w:sz="0" w:space="0" w:color="000000"/>
+                <w:top w:val="none" w:sz="0" w:space="0" w:color="000000"/>
+                <w:left w:val="none" w:sz="0" w:space="0" w:color="000000"/>
+                <w:right w:val="none" w:sz="0" w:space="0" w:color="000000"/>
+              </w:pBdr>
+              <w:spacing w:after="100" w:before="100" w:line="240"/>
+              <w:ind w:left="100" w:right="100" w:firstLine="0" w:firstLineChars="0"/>
+              <w:rPr>
+                <w:rFonts w:ascii="Helvetica" w:hAnsi="Helvetica" w:eastAsia="Helvetica" w:cs="Helvetica"/>
+                <w:i w:val="false"/>
+                <w:b w:val="false"/>
+                <w:u w:val="none"/>
+                <w:sz w:val="22"/>
+                <w:szCs w:val="22"/>
+                <w:color w:val="000000"/>
+              </w:rPr>
+            </w:pPr>
+            <w:r>
+              <w:rPr>
+                <w:rFonts w:ascii="Helvetica" w:hAnsi="Helvetica" w:eastAsia="Helvetica" w:cs="Helvetica"/>
+                <w:i w:val="false"/>
+                <w:b w:val="false"/>
+                <w:u w:val="none"/>
+                <w:sz w:val="22"/>
+                <w:szCs w:val="22"/>
+                <w:color w:val="000000"/>
+              </w:rPr>
+              <w:t xml:space="preserve">0.01, 4.92</w:t>
+            </w:r>
+          </w:p>
+        </w:tc>
+        <w:tc>
+          <w:tcPr>
+            <w:tcBorders>
+              <w:bottom w:val="none" w:sz="0" w:space="0" w:color="000000"/>
+              <w:top w:val="none" w:sz="0" w:space="0" w:color="000000"/>
+              <w:left w:val="none" w:sz="0" w:space="0" w:color="000000"/>
+              <w:right w:val="none" w:sz="0" w:space="0" w:color="000000"/>
+            </w:tcBorders>
+            <w:shd w:val="clear" w:color="auto" w:fill="FFFFFF"/>
+            <w:tcMar>
+              <w:top w:w="0" w:type="dxa"/>
+              <w:bottom w:w="0" w:type="dxa"/>
+              <w:left w:w="0" w:type="dxa"/>
+              <w:right w:w="0" w:type="dxa"/>
+            </w:tcMar>
+            <w:vAlign w:val="top"/>
+          </w:tcPr>
+          <w:p>
+            <w:pPr>
+              <w:pStyle w:val="Normal"/>
+              <w:jc w:val="center"/>
+              <w:pBdr>
+                <w:bottom w:val="none" w:sz="0" w:space="0" w:color="000000"/>
+                <w:top w:val="none" w:sz="0" w:space="0" w:color="000000"/>
+                <w:left w:val="none" w:sz="0" w:space="0" w:color="000000"/>
+                <w:right w:val="none" w:sz="0" w:space="0" w:color="000000"/>
+              </w:pBdr>
+              <w:spacing w:after="100" w:before="100" w:line="240"/>
+              <w:ind w:left="100" w:right="100" w:firstLine="0" w:firstLineChars="0"/>
+              <w:rPr>
+                <w:rFonts w:ascii="Helvetica" w:hAnsi="Helvetica" w:eastAsia="Helvetica" w:cs="Helvetica"/>
+                <w:i w:val="false"/>
+                <w:b w:val="false"/>
+                <w:u w:val="none"/>
+                <w:sz w:val="22"/>
+                <w:szCs w:val="22"/>
+                <w:color w:val="000000"/>
+              </w:rPr>
+            </w:pPr>
+            <w:r>
+              <w:rPr>
+                <w:rFonts w:ascii="Helvetica" w:hAnsi="Helvetica" w:eastAsia="Helvetica" w:cs="Helvetica"/>
+                <w:i w:val="false"/>
+                <w:b w:val="false"/>
+                <w:u w:val="none"/>
+                <w:sz w:val="22"/>
+                <w:szCs w:val="22"/>
+                <w:color w:val="000000"/>
+              </w:rPr>
+              <w:t xml:space="preserve">0.330</w:t>
             </w:r>
           </w:p>
         </w:tc>
@@ -14309,7 +14309,7 @@
                 <w:szCs w:val="22"/>
                 <w:color w:val="000000"/>
               </w:rPr>
-              <w:t xml:space="preserve">ckd_epi_gfr_cre_cys</w:t>
+              <w:t xml:space="preserve">baseline_cre_egfr</w:t>
             </w:r>
           </w:p>
         </w:tc>
@@ -14415,7 +14415,7 @@
                 <w:szCs w:val="22"/>
                 <w:color w:val="000000"/>
               </w:rPr>
-              <w:t xml:space="preserve">1.00</w:t>
+              <w:t xml:space="preserve">1.01</w:t>
             </w:r>
           </w:p>
         </w:tc>
@@ -14468,7 +14468,7 @@
                 <w:szCs w:val="22"/>
                 <w:color w:val="000000"/>
               </w:rPr>
-              <w:t xml:space="preserve">0.96, 1.04</w:t>
+              <w:t xml:space="preserve">0.97, 1.06</w:t>
             </w:r>
           </w:p>
         </w:tc>
@@ -14521,7 +14521,7 @@
                 <w:szCs w:val="22"/>
                 <w:color w:val="000000"/>
               </w:rPr>
-              <w:t xml:space="preserve">0.960</w:t>
+              <w:t xml:space="preserve">0.490</w:t>
             </w:r>
           </w:p>
         </w:tc>
@@ -14627,7 +14627,7 @@
                 <w:szCs w:val="22"/>
                 <w:color w:val="000000"/>
               </w:rPr>
-              <w:t xml:space="preserve">1.04</w:t>
+              <w:t xml:space="preserve">1.06</w:t>
             </w:r>
           </w:p>
         </w:tc>
@@ -14680,7 +14680,7 @@
                 <w:szCs w:val="22"/>
                 <w:color w:val="000000"/>
               </w:rPr>
-              <w:t xml:space="preserve">0.96, 1.13</w:t>
+              <w:t xml:space="preserve">0.96, 1.16</w:t>
             </w:r>
           </w:p>
         </w:tc>
@@ -14733,7 +14733,7 @@
                 <w:szCs w:val="22"/>
                 <w:color w:val="000000"/>
               </w:rPr>
-              <w:t xml:space="preserve">0.350</w:t>
+              <w:t xml:space="preserve">0.260</w:t>
             </w:r>
           </w:p>
         </w:tc>
